--- a/Лаба 4.docx
+++ b/Лаба 4.docx
@@ -260,6 +260,8 @@
         </w:rPr>
         <w:t> </w:t>
       </w:r>
+      <w:bookmarkStart w:id="0" w:name="_GoBack"/>
+      <w:bookmarkEnd w:id="0"/>
     </w:p>
     <w:p>
       <w:pPr>
@@ -600,16 +602,7 @@
           <w:szCs w:val="28"/>
           <w:lang w:val="ru-RU"/>
         </w:rPr>
-        <w:t>2</w:t>
-      </w:r>
-      <w:r>
-        <w:rPr>
-          <w:rFonts w:ascii="Times New Roman" w:eastAsia="Times New Roman" w:hAnsi="Times New Roman" w:cs="Times New Roman"/>
-          <w:sz w:val="28"/>
-          <w:szCs w:val="28"/>
-          <w:lang w:val="ru-RU"/>
-        </w:rPr>
-        <w:t>2</w:t>
+        <w:t>22</w:t>
       </w:r>
       <w:r>
         <w:rPr>
@@ -1316,13 +1309,19 @@
     <w:p>
       <w:pPr>
         <w:rPr>
-          <w:b/>
-          <w:lang w:val="ru-RU"/>
-        </w:rPr>
-      </w:pPr>
-      <w:r>
-        <w:rPr>
-          <w:b/>
+          <w:rFonts w:ascii="Times New Roman" w:hAnsi="Times New Roman" w:cs="Times New Roman"/>
+          <w:b/>
+          <w:sz w:val="28"/>
+          <w:szCs w:val="28"/>
+          <w:lang w:val="ru-RU"/>
+        </w:rPr>
+      </w:pPr>
+      <w:r>
+        <w:rPr>
+          <w:rFonts w:ascii="Times New Roman" w:hAnsi="Times New Roman" w:cs="Times New Roman"/>
+          <w:b/>
+          <w:sz w:val="28"/>
+          <w:szCs w:val="28"/>
           <w:lang w:val="ru-RU"/>
         </w:rPr>
         <w:lastRenderedPageBreak/>
@@ -1337,59 +1336,89 @@
           <w:numId w:val="2"/>
         </w:numPr>
         <w:rPr>
-          <w:lang w:val="ru-RU"/>
-        </w:rPr>
-      </w:pPr>
-      <w:r>
-        <w:rPr>
+          <w:rFonts w:ascii="Times New Roman" w:hAnsi="Times New Roman" w:cs="Times New Roman"/>
+          <w:sz w:val="28"/>
+          <w:szCs w:val="28"/>
+          <w:lang w:val="ru-RU"/>
+        </w:rPr>
+      </w:pPr>
+      <w:r>
+        <w:rPr>
+          <w:rFonts w:ascii="Times New Roman" w:hAnsi="Times New Roman" w:cs="Times New Roman"/>
+          <w:sz w:val="28"/>
+          <w:szCs w:val="28"/>
           <w:lang w:val="ru-RU"/>
         </w:rPr>
         <w:t xml:space="preserve">Создайте пользователя </w:t>
       </w:r>
       <w:r>
         <w:rPr>
+          <w:rFonts w:ascii="Times New Roman" w:hAnsi="Times New Roman" w:cs="Times New Roman"/>
+          <w:sz w:val="28"/>
+          <w:szCs w:val="28"/>
           <w:lang w:val="en-US"/>
         </w:rPr>
         <w:t>user</w:t>
       </w:r>
       <w:r>
         <w:rPr>
+          <w:rFonts w:ascii="Times New Roman" w:hAnsi="Times New Roman" w:cs="Times New Roman"/>
+          <w:sz w:val="28"/>
+          <w:szCs w:val="28"/>
           <w:lang w:val="ru-RU"/>
         </w:rPr>
         <w:t xml:space="preserve">1 и </w:t>
       </w:r>
       <w:r>
         <w:rPr>
+          <w:rFonts w:ascii="Times New Roman" w:hAnsi="Times New Roman" w:cs="Times New Roman"/>
+          <w:sz w:val="28"/>
+          <w:szCs w:val="28"/>
           <w:lang w:val="en-US"/>
         </w:rPr>
         <w:t>user</w:t>
       </w:r>
       <w:r>
         <w:rPr>
+          <w:rFonts w:ascii="Times New Roman" w:hAnsi="Times New Roman" w:cs="Times New Roman"/>
+          <w:sz w:val="28"/>
+          <w:szCs w:val="28"/>
           <w:lang w:val="ru-RU"/>
         </w:rPr>
         <w:t>2. У них должны быть созданы домашние каталоги, и они должны иметь оболочку входа /</w:t>
       </w:r>
       <w:r>
         <w:rPr>
+          <w:rFonts w:ascii="Times New Roman" w:hAnsi="Times New Roman" w:cs="Times New Roman"/>
+          <w:sz w:val="28"/>
+          <w:szCs w:val="28"/>
           <w:lang w:val="en-US"/>
         </w:rPr>
         <w:t>bin</w:t>
       </w:r>
       <w:r>
         <w:rPr>
+          <w:rFonts w:ascii="Times New Roman" w:hAnsi="Times New Roman" w:cs="Times New Roman"/>
+          <w:sz w:val="28"/>
+          <w:szCs w:val="28"/>
           <w:lang w:val="ru-RU"/>
         </w:rPr>
         <w:t>/</w:t>
       </w:r>
       <w:r>
         <w:rPr>
+          <w:rFonts w:ascii="Times New Roman" w:hAnsi="Times New Roman" w:cs="Times New Roman"/>
+          <w:sz w:val="28"/>
+          <w:szCs w:val="28"/>
           <w:lang w:val="en-US"/>
         </w:rPr>
         <w:t>bash</w:t>
       </w:r>
       <w:r>
         <w:rPr>
+          <w:rFonts w:ascii="Times New Roman" w:hAnsi="Times New Roman" w:cs="Times New Roman"/>
+          <w:sz w:val="28"/>
+          <w:szCs w:val="28"/>
           <w:lang w:val="ru-RU"/>
         </w:rPr>
         <w:t>.</w:t>
@@ -1400,12 +1429,18 @@
         <w:pStyle w:val="a3"/>
         <w:jc w:val="center"/>
         <w:rPr>
-          <w:lang w:val="ru-RU"/>
-        </w:rPr>
-      </w:pPr>
-      <w:r>
-        <w:rPr>
+          <w:rFonts w:ascii="Times New Roman" w:hAnsi="Times New Roman" w:cs="Times New Roman"/>
+          <w:sz w:val="28"/>
+          <w:szCs w:val="28"/>
+          <w:lang w:val="ru-RU"/>
+        </w:rPr>
+      </w:pPr>
+      <w:r>
+        <w:rPr>
+          <w:rFonts w:ascii="Times New Roman" w:hAnsi="Times New Roman" w:cs="Times New Roman"/>
           <w:noProof/>
+          <w:sz w:val="28"/>
+          <w:szCs w:val="28"/>
           <w:lang w:val="ru-RU"/>
         </w:rPr>
         <w:drawing>
@@ -1463,41 +1498,53 @@
         <w:pStyle w:val="a3"/>
         <w:jc w:val="center"/>
         <w:rPr>
-          <w:lang w:val="ru-RU"/>
-        </w:rPr>
-      </w:pPr>
-      <w:r>
-        <w:rPr>
+          <w:rFonts w:ascii="Times New Roman" w:hAnsi="Times New Roman" w:cs="Times New Roman"/>
+          <w:sz w:val="28"/>
+          <w:szCs w:val="28"/>
+          <w:lang w:val="ru-RU"/>
+        </w:rPr>
+      </w:pPr>
+      <w:r>
+        <w:rPr>
+          <w:rFonts w:ascii="Times New Roman" w:hAnsi="Times New Roman" w:cs="Times New Roman"/>
+          <w:sz w:val="28"/>
+          <w:szCs w:val="28"/>
           <w:lang w:val="ru-RU"/>
         </w:rPr>
         <w:t xml:space="preserve">Рисунок 1 – создание </w:t>
       </w:r>
       <w:r>
         <w:rPr>
+          <w:rFonts w:ascii="Times New Roman" w:hAnsi="Times New Roman" w:cs="Times New Roman"/>
+          <w:sz w:val="28"/>
+          <w:szCs w:val="28"/>
           <w:lang w:val="en-US"/>
         </w:rPr>
         <w:t>user</w:t>
       </w:r>
       <w:r>
         <w:rPr>
-          <w:lang w:val="ru-RU"/>
-        </w:rPr>
-        <w:t xml:space="preserve">1 </w:t>
-      </w:r>
-      <w:r>
-        <w:rPr>
-          <w:lang w:val="ru-RU"/>
-        </w:rPr>
-        <w:t xml:space="preserve">и </w:t>
-      </w:r>
-      <w:r>
-        <w:rPr>
+          <w:rFonts w:ascii="Times New Roman" w:hAnsi="Times New Roman" w:cs="Times New Roman"/>
+          <w:sz w:val="28"/>
+          <w:szCs w:val="28"/>
+          <w:lang w:val="ru-RU"/>
+        </w:rPr>
+        <w:t xml:space="preserve">1 и </w:t>
+      </w:r>
+      <w:r>
+        <w:rPr>
+          <w:rFonts w:ascii="Times New Roman" w:hAnsi="Times New Roman" w:cs="Times New Roman"/>
+          <w:sz w:val="28"/>
+          <w:szCs w:val="28"/>
           <w:lang w:val="en-US"/>
         </w:rPr>
         <w:t>user</w:t>
       </w:r>
       <w:r>
         <w:rPr>
+          <w:rFonts w:ascii="Times New Roman" w:hAnsi="Times New Roman" w:cs="Times New Roman"/>
+          <w:sz w:val="28"/>
+          <w:szCs w:val="28"/>
           <w:lang w:val="ru-RU"/>
         </w:rPr>
         <w:t>2</w:t>
@@ -1511,41 +1558,53 @@
           <w:numId w:val="2"/>
         </w:numPr>
         <w:rPr>
-          <w:lang w:val="ru-RU"/>
-        </w:rPr>
-      </w:pPr>
-      <w:r>
-        <w:rPr>
+          <w:rFonts w:ascii="Times New Roman" w:hAnsi="Times New Roman" w:cs="Times New Roman"/>
+          <w:sz w:val="28"/>
+          <w:szCs w:val="28"/>
+          <w:lang w:val="ru-RU"/>
+        </w:rPr>
+      </w:pPr>
+      <w:r>
+        <w:rPr>
+          <w:rFonts w:ascii="Times New Roman" w:hAnsi="Times New Roman" w:cs="Times New Roman"/>
+          <w:sz w:val="28"/>
+          <w:szCs w:val="28"/>
           <w:lang w:val="ru-RU"/>
         </w:rPr>
         <w:t xml:space="preserve">Назначьте пароль для пользователей </w:t>
       </w:r>
       <w:r>
         <w:rPr>
+          <w:rFonts w:ascii="Times New Roman" w:hAnsi="Times New Roman" w:cs="Times New Roman"/>
+          <w:sz w:val="28"/>
+          <w:szCs w:val="28"/>
           <w:lang w:val="en-US"/>
         </w:rPr>
         <w:t>user</w:t>
       </w:r>
       <w:r>
         <w:rPr>
-          <w:lang w:val="ru-RU"/>
-        </w:rPr>
-        <w:t xml:space="preserve">1 </w:t>
-      </w:r>
-      <w:r>
-        <w:rPr>
-          <w:lang w:val="ru-RU"/>
-        </w:rPr>
-        <w:t xml:space="preserve">и </w:t>
-      </w:r>
-      <w:r>
-        <w:rPr>
+          <w:rFonts w:ascii="Times New Roman" w:hAnsi="Times New Roman" w:cs="Times New Roman"/>
+          <w:sz w:val="28"/>
+          <w:szCs w:val="28"/>
+          <w:lang w:val="ru-RU"/>
+        </w:rPr>
+        <w:t xml:space="preserve">1 и </w:t>
+      </w:r>
+      <w:r>
+        <w:rPr>
+          <w:rFonts w:ascii="Times New Roman" w:hAnsi="Times New Roman" w:cs="Times New Roman"/>
+          <w:sz w:val="28"/>
+          <w:szCs w:val="28"/>
           <w:lang w:val="en-US"/>
         </w:rPr>
         <w:t>user</w:t>
       </w:r>
       <w:r>
         <w:rPr>
+          <w:rFonts w:ascii="Times New Roman" w:hAnsi="Times New Roman" w:cs="Times New Roman"/>
+          <w:sz w:val="28"/>
+          <w:szCs w:val="28"/>
           <w:lang w:val="ru-RU"/>
         </w:rPr>
         <w:t>2.</w:t>
@@ -1556,12 +1615,18 @@
         <w:pStyle w:val="a3"/>
         <w:jc w:val="center"/>
         <w:rPr>
-          <w:lang w:val="ru-RU"/>
-        </w:rPr>
-      </w:pPr>
-      <w:r>
-        <w:rPr>
+          <w:rFonts w:ascii="Times New Roman" w:hAnsi="Times New Roman" w:cs="Times New Roman"/>
+          <w:sz w:val="28"/>
+          <w:szCs w:val="28"/>
+          <w:lang w:val="ru-RU"/>
+        </w:rPr>
+      </w:pPr>
+      <w:r>
+        <w:rPr>
+          <w:rFonts w:ascii="Times New Roman" w:hAnsi="Times New Roman" w:cs="Times New Roman"/>
           <w:noProof/>
+          <w:sz w:val="28"/>
+          <w:szCs w:val="28"/>
           <w:lang w:val="ru-RU"/>
         </w:rPr>
         <w:drawing>
@@ -1619,53 +1684,53 @@
         <w:pStyle w:val="a3"/>
         <w:jc w:val="center"/>
         <w:rPr>
-          <w:lang w:val="ru-RU"/>
-        </w:rPr>
-      </w:pPr>
-      <w:r>
-        <w:rPr>
-          <w:lang w:val="ru-RU"/>
-        </w:rPr>
-        <w:t xml:space="preserve">Рисунок </w:t>
-      </w:r>
-      <w:r>
-        <w:rPr>
-          <w:lang w:val="ru-RU"/>
-        </w:rPr>
-        <w:t>2</w:t>
-      </w:r>
-      <w:r>
-        <w:rPr>
-          <w:lang w:val="ru-RU"/>
-        </w:rPr>
-        <w:t xml:space="preserve"> – создание паролей для </w:t>
-      </w:r>
-      <w:r>
-        <w:rPr>
+          <w:rFonts w:ascii="Times New Roman" w:hAnsi="Times New Roman" w:cs="Times New Roman"/>
+          <w:sz w:val="28"/>
+          <w:szCs w:val="28"/>
+          <w:lang w:val="ru-RU"/>
+        </w:rPr>
+      </w:pPr>
+      <w:r>
+        <w:rPr>
+          <w:rFonts w:ascii="Times New Roman" w:hAnsi="Times New Roman" w:cs="Times New Roman"/>
+          <w:sz w:val="28"/>
+          <w:szCs w:val="28"/>
+          <w:lang w:val="ru-RU"/>
+        </w:rPr>
+        <w:t xml:space="preserve">Рисунок 2 – создание паролей для </w:t>
+      </w:r>
+      <w:r>
+        <w:rPr>
+          <w:rFonts w:ascii="Times New Roman" w:hAnsi="Times New Roman" w:cs="Times New Roman"/>
+          <w:sz w:val="28"/>
+          <w:szCs w:val="28"/>
           <w:lang w:val="en-US"/>
         </w:rPr>
         <w:t>user</w:t>
       </w:r>
       <w:r>
         <w:rPr>
-          <w:lang w:val="ru-RU"/>
-        </w:rPr>
-        <w:t xml:space="preserve">1 </w:t>
-      </w:r>
-      <w:r>
-        <w:rPr>
-          <w:lang w:val="ru-RU"/>
-        </w:rPr>
-        <w:t xml:space="preserve">и </w:t>
-      </w:r>
-      <w:r>
-        <w:rPr>
+          <w:rFonts w:ascii="Times New Roman" w:hAnsi="Times New Roman" w:cs="Times New Roman"/>
+          <w:sz w:val="28"/>
+          <w:szCs w:val="28"/>
+          <w:lang w:val="ru-RU"/>
+        </w:rPr>
+        <w:t xml:space="preserve">1 и </w:t>
+      </w:r>
+      <w:r>
+        <w:rPr>
+          <w:rFonts w:ascii="Times New Roman" w:hAnsi="Times New Roman" w:cs="Times New Roman"/>
+          <w:sz w:val="28"/>
+          <w:szCs w:val="28"/>
           <w:lang w:val="en-US"/>
         </w:rPr>
         <w:t>user</w:t>
       </w:r>
       <w:r>
         <w:rPr>
+          <w:rFonts w:ascii="Times New Roman" w:hAnsi="Times New Roman" w:cs="Times New Roman"/>
+          <w:sz w:val="28"/>
+          <w:szCs w:val="28"/>
           <w:lang w:val="ru-RU"/>
         </w:rPr>
         <w:t>2</w:t>
@@ -1679,17 +1744,26 @@
           <w:numId w:val="2"/>
         </w:numPr>
         <w:rPr>
-          <w:lang w:val="ru-RU"/>
-        </w:rPr>
-      </w:pPr>
-      <w:r>
-        <w:rPr>
+          <w:rFonts w:ascii="Times New Roman" w:hAnsi="Times New Roman" w:cs="Times New Roman"/>
+          <w:sz w:val="28"/>
+          <w:szCs w:val="28"/>
+          <w:lang w:val="ru-RU"/>
+        </w:rPr>
+      </w:pPr>
+      <w:r>
+        <w:rPr>
+          <w:rFonts w:ascii="Times New Roman" w:hAnsi="Times New Roman" w:cs="Times New Roman"/>
+          <w:sz w:val="28"/>
+          <w:szCs w:val="28"/>
           <w:lang w:val="ru-RU"/>
         </w:rPr>
         <w:t xml:space="preserve">Назначьте для каждого пользователя минимальный срок действия пароля 1 день, максимальный срок действия пароля 30 дней, время предупреждения об истечении пароля 3 дня, </w:t>
       </w:r>
       <w:r>
         <w:rPr>
+          <w:rFonts w:ascii="Times New Roman" w:hAnsi="Times New Roman" w:cs="Times New Roman"/>
+          <w:sz w:val="28"/>
+          <w:szCs w:val="28"/>
           <w:lang w:val="ru-RU"/>
         </w:rPr>
         <w:t>период неактивности 3 дня.</w:t>
@@ -1700,12 +1774,18 @@
         <w:pStyle w:val="a3"/>
         <w:jc w:val="center"/>
         <w:rPr>
-          <w:lang w:val="ru-RU"/>
-        </w:rPr>
-      </w:pPr>
-      <w:r>
-        <w:rPr>
+          <w:rFonts w:ascii="Times New Roman" w:hAnsi="Times New Roman" w:cs="Times New Roman"/>
+          <w:sz w:val="28"/>
+          <w:szCs w:val="28"/>
+          <w:lang w:val="ru-RU"/>
+        </w:rPr>
+      </w:pPr>
+      <w:r>
+        <w:rPr>
+          <w:rFonts w:ascii="Times New Roman" w:hAnsi="Times New Roman" w:cs="Times New Roman"/>
           <w:noProof/>
+          <w:sz w:val="28"/>
+          <w:szCs w:val="28"/>
           <w:lang w:val="ru-RU"/>
         </w:rPr>
         <w:drawing>
@@ -1763,11 +1843,17 @@
         <w:pStyle w:val="a3"/>
         <w:jc w:val="center"/>
         <w:rPr>
-          <w:lang w:val="ru-RU"/>
-        </w:rPr>
-      </w:pPr>
-      <w:r>
-        <w:rPr>
+          <w:rFonts w:ascii="Times New Roman" w:hAnsi="Times New Roman" w:cs="Times New Roman"/>
+          <w:sz w:val="28"/>
+          <w:szCs w:val="28"/>
+          <w:lang w:val="ru-RU"/>
+        </w:rPr>
+      </w:pPr>
+      <w:r>
+        <w:rPr>
+          <w:rFonts w:ascii="Times New Roman" w:hAnsi="Times New Roman" w:cs="Times New Roman"/>
+          <w:sz w:val="28"/>
+          <w:szCs w:val="28"/>
           <w:lang w:val="ru-RU"/>
         </w:rPr>
         <w:t>Рисунок 3 – задание параметров</w:t>
@@ -1776,13 +1862,19 @@
     <w:p>
       <w:pPr>
         <w:rPr>
-          <w:b/>
-          <w:lang w:val="ru-RU"/>
-        </w:rPr>
-      </w:pPr>
-      <w:r>
-        <w:rPr>
-          <w:b/>
+          <w:rFonts w:ascii="Times New Roman" w:hAnsi="Times New Roman" w:cs="Times New Roman"/>
+          <w:b/>
+          <w:sz w:val="28"/>
+          <w:szCs w:val="28"/>
+          <w:lang w:val="ru-RU"/>
+        </w:rPr>
+      </w:pPr>
+      <w:r>
+        <w:rPr>
+          <w:rFonts w:ascii="Times New Roman" w:hAnsi="Times New Roman" w:cs="Times New Roman"/>
+          <w:b/>
+          <w:sz w:val="28"/>
+          <w:szCs w:val="28"/>
           <w:lang w:val="ru-RU"/>
         </w:rPr>
         <w:br w:type="page"/>
@@ -1791,13 +1883,19 @@
     <w:p>
       <w:pPr>
         <w:rPr>
-          <w:b/>
-          <w:lang w:val="ru-RU"/>
-        </w:rPr>
-      </w:pPr>
-      <w:r>
-        <w:rPr>
-          <w:b/>
+          <w:rFonts w:ascii="Times New Roman" w:hAnsi="Times New Roman" w:cs="Times New Roman"/>
+          <w:b/>
+          <w:sz w:val="28"/>
+          <w:szCs w:val="28"/>
+          <w:lang w:val="ru-RU"/>
+        </w:rPr>
+      </w:pPr>
+      <w:r>
+        <w:rPr>
+          <w:rFonts w:ascii="Times New Roman" w:hAnsi="Times New Roman" w:cs="Times New Roman"/>
+          <w:b/>
+          <w:sz w:val="28"/>
+          <w:szCs w:val="28"/>
           <w:lang w:val="ru-RU"/>
         </w:rPr>
         <w:lastRenderedPageBreak/>
@@ -1812,83 +1910,107 @@
           <w:numId w:val="3"/>
         </w:numPr>
         <w:rPr>
-          <w:lang w:val="ru-RU"/>
-        </w:rPr>
-      </w:pPr>
-      <w:r>
-        <w:rPr>
+          <w:rFonts w:ascii="Times New Roman" w:hAnsi="Times New Roman" w:cs="Times New Roman"/>
+          <w:sz w:val="28"/>
+          <w:szCs w:val="28"/>
+          <w:lang w:val="ru-RU"/>
+        </w:rPr>
+      </w:pPr>
+      <w:r>
+        <w:rPr>
+          <w:rFonts w:ascii="Times New Roman" w:hAnsi="Times New Roman" w:cs="Times New Roman"/>
+          <w:sz w:val="28"/>
+          <w:szCs w:val="28"/>
           <w:lang w:val="ru-RU"/>
         </w:rPr>
         <w:t xml:space="preserve">Создайте группы </w:t>
       </w:r>
       <w:r>
         <w:rPr>
+          <w:rFonts w:ascii="Times New Roman" w:hAnsi="Times New Roman" w:cs="Times New Roman"/>
+          <w:sz w:val="28"/>
+          <w:szCs w:val="28"/>
           <w:lang w:val="en-US"/>
         </w:rPr>
         <w:t>group</w:t>
       </w:r>
       <w:r>
         <w:rPr>
+          <w:rFonts w:ascii="Times New Roman" w:hAnsi="Times New Roman" w:cs="Times New Roman"/>
+          <w:sz w:val="28"/>
+          <w:szCs w:val="28"/>
           <w:lang w:val="ru-RU"/>
         </w:rPr>
         <w:t xml:space="preserve">1, </w:t>
       </w:r>
       <w:r>
         <w:rPr>
+          <w:rFonts w:ascii="Times New Roman" w:hAnsi="Times New Roman" w:cs="Times New Roman"/>
+          <w:sz w:val="28"/>
+          <w:szCs w:val="28"/>
           <w:lang w:val="en-US"/>
         </w:rPr>
         <w:t>group</w:t>
       </w:r>
       <w:r>
         <w:rPr>
+          <w:rFonts w:ascii="Times New Roman" w:hAnsi="Times New Roman" w:cs="Times New Roman"/>
+          <w:sz w:val="28"/>
+          <w:szCs w:val="28"/>
           <w:lang w:val="ru-RU"/>
         </w:rPr>
         <w:t xml:space="preserve">2, </w:t>
       </w:r>
       <w:r>
         <w:rPr>
+          <w:rFonts w:ascii="Times New Roman" w:hAnsi="Times New Roman" w:cs="Times New Roman"/>
+          <w:sz w:val="28"/>
+          <w:szCs w:val="28"/>
           <w:lang w:val="en-US"/>
         </w:rPr>
         <w:t>group</w:t>
       </w:r>
       <w:r>
         <w:rPr>
-          <w:lang w:val="ru-RU"/>
-        </w:rPr>
-        <w:t xml:space="preserve">3. </w:t>
-      </w:r>
-      <w:r>
-        <w:rPr>
-          <w:lang w:val="ru-RU"/>
-        </w:rPr>
-        <w:t xml:space="preserve">Назначьте пароль группе </w:t>
-      </w:r>
-      <w:r>
-        <w:rPr>
+          <w:rFonts w:ascii="Times New Roman" w:hAnsi="Times New Roman" w:cs="Times New Roman"/>
+          <w:sz w:val="28"/>
+          <w:szCs w:val="28"/>
+          <w:lang w:val="ru-RU"/>
+        </w:rPr>
+        <w:t xml:space="preserve">3. Назначьте пароль группе </w:t>
+      </w:r>
+      <w:r>
+        <w:rPr>
+          <w:rFonts w:ascii="Times New Roman" w:hAnsi="Times New Roman" w:cs="Times New Roman"/>
+          <w:sz w:val="28"/>
+          <w:szCs w:val="28"/>
           <w:lang w:val="en-US"/>
         </w:rPr>
         <w:t>group</w:t>
       </w:r>
       <w:r>
         <w:rPr>
-          <w:lang w:val="ru-RU"/>
-        </w:rPr>
-        <w:t xml:space="preserve">3 </w:t>
-      </w:r>
-      <w:r>
-        <w:rPr>
-          <w:lang w:val="ru-RU"/>
-        </w:rPr>
-        <w:t xml:space="preserve">и ее администраторам сделайте пользователя </w:t>
-      </w:r>
-      <w:r>
-        <w:rPr>
+          <w:rFonts w:ascii="Times New Roman" w:hAnsi="Times New Roman" w:cs="Times New Roman"/>
+          <w:sz w:val="28"/>
+          <w:szCs w:val="28"/>
+          <w:lang w:val="ru-RU"/>
+        </w:rPr>
+        <w:t xml:space="preserve">3 и ее администраторам сделайте пользователя </w:t>
+      </w:r>
+      <w:r>
+        <w:rPr>
+          <w:rFonts w:ascii="Times New Roman" w:hAnsi="Times New Roman" w:cs="Times New Roman"/>
+          <w:sz w:val="28"/>
+          <w:szCs w:val="28"/>
           <w:lang w:val="en-US"/>
         </w:rPr>
         <w:t>user</w:t>
       </w:r>
       <w:r>
         <w:rPr>
+          <w:rFonts w:ascii="Times New Roman" w:hAnsi="Times New Roman" w:cs="Times New Roman"/>
+          <w:sz w:val="28"/>
+          <w:szCs w:val="28"/>
           <w:lang w:val="ru-RU"/>
         </w:rPr>
         <w:t>1.</w:t>
@@ -1899,6 +2021,9 @@
         <w:pStyle w:val="a3"/>
         <w:jc w:val="center"/>
         <w:rPr>
+          <w:rFonts w:ascii="Times New Roman" w:hAnsi="Times New Roman" w:cs="Times New Roman"/>
+          <w:sz w:val="28"/>
+          <w:szCs w:val="28"/>
           <w:lang w:val="ru-RU"/>
         </w:rPr>
       </w:pPr>
@@ -1908,12 +2033,18 @@
         <w:pStyle w:val="a3"/>
         <w:jc w:val="center"/>
         <w:rPr>
-          <w:lang w:val="ru-RU"/>
-        </w:rPr>
-      </w:pPr>
-      <w:r>
-        <w:rPr>
+          <w:rFonts w:ascii="Times New Roman" w:hAnsi="Times New Roman" w:cs="Times New Roman"/>
+          <w:sz w:val="28"/>
+          <w:szCs w:val="28"/>
+          <w:lang w:val="ru-RU"/>
+        </w:rPr>
+      </w:pPr>
+      <w:r>
+        <w:rPr>
+          <w:rFonts w:ascii="Times New Roman" w:hAnsi="Times New Roman" w:cs="Times New Roman"/>
           <w:noProof/>
+          <w:sz w:val="28"/>
+          <w:szCs w:val="28"/>
           <w:lang w:val="ru-RU"/>
         </w:rPr>
         <w:drawing>
@@ -1971,11 +2102,17 @@
         <w:pStyle w:val="a3"/>
         <w:jc w:val="center"/>
         <w:rPr>
-          <w:lang w:val="ru-RU"/>
-        </w:rPr>
-      </w:pPr>
-      <w:r>
-        <w:rPr>
+          <w:rFonts w:ascii="Times New Roman" w:hAnsi="Times New Roman" w:cs="Times New Roman"/>
+          <w:sz w:val="28"/>
+          <w:szCs w:val="28"/>
+          <w:lang w:val="ru-RU"/>
+        </w:rPr>
+      </w:pPr>
+      <w:r>
+        <w:rPr>
+          <w:rFonts w:ascii="Times New Roman" w:hAnsi="Times New Roman" w:cs="Times New Roman"/>
+          <w:sz w:val="28"/>
+          <w:szCs w:val="28"/>
           <w:lang w:val="ru-RU"/>
         </w:rPr>
         <w:t>Рисунок 4 – создание групп, пароля для 3 группы и назначение администратора</w:t>
@@ -1989,65 +2126,89 @@
           <w:numId w:val="3"/>
         </w:numPr>
         <w:rPr>
-          <w:lang w:val="ru-RU"/>
-        </w:rPr>
-      </w:pPr>
-      <w:r>
-        <w:rPr>
+          <w:rFonts w:ascii="Times New Roman" w:hAnsi="Times New Roman" w:cs="Times New Roman"/>
+          <w:sz w:val="28"/>
+          <w:szCs w:val="28"/>
+          <w:lang w:val="ru-RU"/>
+        </w:rPr>
+      </w:pPr>
+      <w:r>
+        <w:rPr>
+          <w:rFonts w:ascii="Times New Roman" w:hAnsi="Times New Roman" w:cs="Times New Roman"/>
+          <w:sz w:val="28"/>
+          <w:szCs w:val="28"/>
           <w:lang w:val="ru-RU"/>
         </w:rPr>
         <w:t xml:space="preserve">Включите пользователей </w:t>
       </w:r>
       <w:r>
         <w:rPr>
+          <w:rFonts w:ascii="Times New Roman" w:hAnsi="Times New Roman" w:cs="Times New Roman"/>
+          <w:sz w:val="28"/>
+          <w:szCs w:val="28"/>
           <w:lang w:val="en-US"/>
         </w:rPr>
         <w:t>user</w:t>
       </w:r>
       <w:r>
         <w:rPr>
+          <w:rFonts w:ascii="Times New Roman" w:hAnsi="Times New Roman" w:cs="Times New Roman"/>
+          <w:sz w:val="28"/>
+          <w:szCs w:val="28"/>
           <w:lang w:val="ru-RU"/>
         </w:rPr>
         <w:t xml:space="preserve">1, </w:t>
       </w:r>
       <w:r>
         <w:rPr>
+          <w:rFonts w:ascii="Times New Roman" w:hAnsi="Times New Roman" w:cs="Times New Roman"/>
+          <w:sz w:val="28"/>
+          <w:szCs w:val="28"/>
           <w:lang w:val="en-US"/>
         </w:rPr>
         <w:t>user</w:t>
       </w:r>
       <w:r>
         <w:rPr>
-          <w:lang w:val="ru-RU"/>
-        </w:rPr>
-        <w:t>2</w:t>
-      </w:r>
-      <w:r>
-        <w:rPr>
-          <w:lang w:val="ru-RU"/>
-        </w:rPr>
-        <w:t xml:space="preserve"> в группы </w:t>
-      </w:r>
-      <w:r>
-        <w:rPr>
+          <w:rFonts w:ascii="Times New Roman" w:hAnsi="Times New Roman" w:cs="Times New Roman"/>
+          <w:sz w:val="28"/>
+          <w:szCs w:val="28"/>
+          <w:lang w:val="ru-RU"/>
+        </w:rPr>
+        <w:t xml:space="preserve">2 в группы </w:t>
+      </w:r>
+      <w:r>
+        <w:rPr>
+          <w:rFonts w:ascii="Times New Roman" w:hAnsi="Times New Roman" w:cs="Times New Roman"/>
+          <w:sz w:val="28"/>
+          <w:szCs w:val="28"/>
           <w:lang w:val="en-US"/>
         </w:rPr>
         <w:t>group</w:t>
       </w:r>
       <w:r>
         <w:rPr>
+          <w:rFonts w:ascii="Times New Roman" w:hAnsi="Times New Roman" w:cs="Times New Roman"/>
+          <w:sz w:val="28"/>
+          <w:szCs w:val="28"/>
           <w:lang w:val="ru-RU"/>
         </w:rPr>
         <w:t xml:space="preserve">1, </w:t>
       </w:r>
       <w:r>
         <w:rPr>
+          <w:rFonts w:ascii="Times New Roman" w:hAnsi="Times New Roman" w:cs="Times New Roman"/>
+          <w:sz w:val="28"/>
+          <w:szCs w:val="28"/>
           <w:lang w:val="en-US"/>
         </w:rPr>
         <w:t>group</w:t>
       </w:r>
       <w:r>
         <w:rPr>
+          <w:rFonts w:ascii="Times New Roman" w:hAnsi="Times New Roman" w:cs="Times New Roman"/>
+          <w:sz w:val="28"/>
+          <w:szCs w:val="28"/>
           <w:lang w:val="ru-RU"/>
         </w:rPr>
         <w:t>2.</w:t>
@@ -2058,12 +2219,18 @@
         <w:pStyle w:val="a3"/>
         <w:jc w:val="center"/>
         <w:rPr>
-          <w:lang w:val="ru-RU"/>
-        </w:rPr>
-      </w:pPr>
-      <w:r>
-        <w:rPr>
+          <w:rFonts w:ascii="Times New Roman" w:hAnsi="Times New Roman" w:cs="Times New Roman"/>
+          <w:sz w:val="28"/>
+          <w:szCs w:val="28"/>
+          <w:lang w:val="ru-RU"/>
+        </w:rPr>
+      </w:pPr>
+      <w:r>
+        <w:rPr>
+          <w:rFonts w:ascii="Times New Roman" w:hAnsi="Times New Roman" w:cs="Times New Roman"/>
           <w:noProof/>
+          <w:sz w:val="28"/>
+          <w:szCs w:val="28"/>
           <w:lang w:val="ru-RU"/>
         </w:rPr>
         <w:drawing>
@@ -2121,11 +2288,17 @@
         <w:pStyle w:val="a3"/>
         <w:jc w:val="center"/>
         <w:rPr>
-          <w:lang w:val="ru-RU"/>
-        </w:rPr>
-      </w:pPr>
-      <w:r>
-        <w:rPr>
+          <w:rFonts w:ascii="Times New Roman" w:hAnsi="Times New Roman" w:cs="Times New Roman"/>
+          <w:sz w:val="28"/>
+          <w:szCs w:val="28"/>
+          <w:lang w:val="ru-RU"/>
+        </w:rPr>
+      </w:pPr>
+      <w:r>
+        <w:rPr>
+          <w:rFonts w:ascii="Times New Roman" w:hAnsi="Times New Roman" w:cs="Times New Roman"/>
+          <w:sz w:val="28"/>
+          <w:szCs w:val="28"/>
           <w:lang w:val="ru-RU"/>
         </w:rPr>
         <w:t>Рисунок 5 – назначение пользователей в группы</w:t>
@@ -2139,77 +2312,89 @@
           <w:numId w:val="3"/>
         </w:numPr>
         <w:rPr>
-          <w:lang w:val="ru-RU"/>
-        </w:rPr>
-      </w:pPr>
-      <w:r>
-        <w:rPr>
+          <w:rFonts w:ascii="Times New Roman" w:hAnsi="Times New Roman" w:cs="Times New Roman"/>
+          <w:sz w:val="28"/>
+          <w:szCs w:val="28"/>
+          <w:lang w:val="ru-RU"/>
+        </w:rPr>
+      </w:pPr>
+      <w:r>
+        <w:rPr>
+          <w:rFonts w:ascii="Times New Roman" w:hAnsi="Times New Roman" w:cs="Times New Roman"/>
+          <w:sz w:val="28"/>
+          <w:szCs w:val="28"/>
           <w:lang w:val="ru-RU"/>
         </w:rPr>
         <w:t xml:space="preserve">Войдите в систему под пользователем </w:t>
       </w:r>
       <w:r>
         <w:rPr>
+          <w:rFonts w:ascii="Times New Roman" w:hAnsi="Times New Roman" w:cs="Times New Roman"/>
+          <w:sz w:val="28"/>
+          <w:szCs w:val="28"/>
           <w:lang w:val="en-US"/>
         </w:rPr>
         <w:t>user</w:t>
       </w:r>
       <w:r>
         <w:rPr>
-          <w:lang w:val="ru-RU"/>
-        </w:rPr>
-        <w:t xml:space="preserve">2 </w:t>
-      </w:r>
-      <w:r>
-        <w:rPr>
-          <w:lang w:val="ru-RU"/>
-        </w:rPr>
-        <w:t xml:space="preserve">и получите права группы </w:t>
-      </w:r>
-      <w:r>
-        <w:rPr>
+          <w:rFonts w:ascii="Times New Roman" w:hAnsi="Times New Roman" w:cs="Times New Roman"/>
+          <w:sz w:val="28"/>
+          <w:szCs w:val="28"/>
+          <w:lang w:val="ru-RU"/>
+        </w:rPr>
+        <w:t xml:space="preserve">2 и получите права группы </w:t>
+      </w:r>
+      <w:r>
+        <w:rPr>
+          <w:rFonts w:ascii="Times New Roman" w:hAnsi="Times New Roman" w:cs="Times New Roman"/>
+          <w:sz w:val="28"/>
+          <w:szCs w:val="28"/>
           <w:lang w:val="en-US"/>
         </w:rPr>
         <w:t>group</w:t>
       </w:r>
       <w:r>
         <w:rPr>
-          <w:lang w:val="ru-RU"/>
-        </w:rPr>
-        <w:t>3</w:t>
-      </w:r>
-      <w:r>
-        <w:rPr>
-          <w:lang w:val="ru-RU"/>
-        </w:rPr>
-        <w:t xml:space="preserve">. Проверьте, что после ввода пароля </w:t>
-      </w:r>
-      <w:r>
-        <w:rPr>
+          <w:rFonts w:ascii="Times New Roman" w:hAnsi="Times New Roman" w:cs="Times New Roman"/>
+          <w:sz w:val="28"/>
+          <w:szCs w:val="28"/>
+          <w:lang w:val="ru-RU"/>
+        </w:rPr>
+        <w:t xml:space="preserve">3. Проверьте, что после ввода пароля </w:t>
+      </w:r>
+      <w:r>
+        <w:rPr>
+          <w:rFonts w:ascii="Times New Roman" w:hAnsi="Times New Roman" w:cs="Times New Roman"/>
+          <w:sz w:val="28"/>
+          <w:szCs w:val="28"/>
           <w:lang w:val="en-US"/>
         </w:rPr>
         <w:t>user</w:t>
       </w:r>
       <w:r>
         <w:rPr>
-          <w:lang w:val="ru-RU"/>
-        </w:rPr>
-        <w:t xml:space="preserve">2 </w:t>
-      </w:r>
-      <w:r>
-        <w:rPr>
-          <w:lang w:val="ru-RU"/>
-        </w:rPr>
-        <w:t xml:space="preserve">состоит в группе </w:t>
-      </w:r>
-      <w:r>
-        <w:rPr>
+          <w:rFonts w:ascii="Times New Roman" w:hAnsi="Times New Roman" w:cs="Times New Roman"/>
+          <w:sz w:val="28"/>
+          <w:szCs w:val="28"/>
+          <w:lang w:val="ru-RU"/>
+        </w:rPr>
+        <w:t xml:space="preserve">2 состоит в группе </w:t>
+      </w:r>
+      <w:r>
+        <w:rPr>
+          <w:rFonts w:ascii="Times New Roman" w:hAnsi="Times New Roman" w:cs="Times New Roman"/>
+          <w:sz w:val="28"/>
+          <w:szCs w:val="28"/>
           <w:lang w:val="en-US"/>
         </w:rPr>
         <w:t>group</w:t>
       </w:r>
       <w:r>
         <w:rPr>
+          <w:rFonts w:ascii="Times New Roman" w:hAnsi="Times New Roman" w:cs="Times New Roman"/>
+          <w:sz w:val="28"/>
+          <w:szCs w:val="28"/>
           <w:lang w:val="ru-RU"/>
         </w:rPr>
         <w:t>3. Выйдите из системы.</w:t>
@@ -2220,12 +2405,18 @@
         <w:pStyle w:val="a3"/>
         <w:jc w:val="center"/>
         <w:rPr>
-          <w:lang w:val="ru-RU"/>
-        </w:rPr>
-      </w:pPr>
-      <w:r>
-        <w:rPr>
+          <w:rFonts w:ascii="Times New Roman" w:hAnsi="Times New Roman" w:cs="Times New Roman"/>
+          <w:sz w:val="28"/>
+          <w:szCs w:val="28"/>
+          <w:lang w:val="ru-RU"/>
+        </w:rPr>
+      </w:pPr>
+      <w:r>
+        <w:rPr>
+          <w:rFonts w:ascii="Times New Roman" w:hAnsi="Times New Roman" w:cs="Times New Roman"/>
           <w:noProof/>
+          <w:sz w:val="28"/>
+          <w:szCs w:val="28"/>
           <w:lang w:val="ru-RU"/>
         </w:rPr>
         <w:drawing>
@@ -2283,44 +2474,56 @@
         <w:pStyle w:val="a3"/>
         <w:jc w:val="center"/>
         <w:rPr>
-          <w:lang w:val="ru-RU"/>
-        </w:rPr>
-      </w:pPr>
-      <w:r>
-        <w:rPr>
+          <w:rFonts w:ascii="Times New Roman" w:hAnsi="Times New Roman" w:cs="Times New Roman"/>
+          <w:sz w:val="28"/>
+          <w:szCs w:val="28"/>
+          <w:lang w:val="ru-RU"/>
+        </w:rPr>
+      </w:pPr>
+      <w:r>
+        <w:rPr>
+          <w:rFonts w:ascii="Times New Roman" w:hAnsi="Times New Roman" w:cs="Times New Roman"/>
+          <w:sz w:val="28"/>
+          <w:szCs w:val="28"/>
           <w:lang w:val="ru-RU"/>
         </w:rPr>
         <w:t xml:space="preserve">Рисунок </w:t>
       </w:r>
       <w:r>
         <w:rPr>
+          <w:rFonts w:ascii="Times New Roman" w:hAnsi="Times New Roman" w:cs="Times New Roman"/>
+          <w:sz w:val="28"/>
+          <w:szCs w:val="28"/>
           <w:lang w:val="ru-RU"/>
         </w:rPr>
         <w:t>6</w:t>
       </w:r>
       <w:r>
         <w:rPr>
+          <w:rFonts w:ascii="Times New Roman" w:hAnsi="Times New Roman" w:cs="Times New Roman"/>
+          <w:sz w:val="28"/>
+          <w:szCs w:val="28"/>
           <w:lang w:val="ru-RU"/>
         </w:rPr>
         <w:t xml:space="preserve"> – вход в </w:t>
       </w:r>
       <w:r>
         <w:rPr>
+          <w:rFonts w:ascii="Times New Roman" w:hAnsi="Times New Roman" w:cs="Times New Roman"/>
+          <w:sz w:val="28"/>
+          <w:szCs w:val="28"/>
           <w:lang w:val="en-US"/>
         </w:rPr>
         <w:t>user</w:t>
       </w:r>
       <w:r>
         <w:rPr>
-          <w:lang w:val="ru-RU"/>
-        </w:rPr>
-        <w:t xml:space="preserve">2 </w:t>
-      </w:r>
-      <w:r>
-        <w:rPr>
-          <w:lang w:val="ru-RU"/>
-        </w:rPr>
-        <w:t>и группу 3 и проверка принадлежности к группе</w:t>
+          <w:rFonts w:ascii="Times New Roman" w:hAnsi="Times New Roman" w:cs="Times New Roman"/>
+          <w:sz w:val="28"/>
+          <w:szCs w:val="28"/>
+          <w:lang w:val="ru-RU"/>
+        </w:rPr>
+        <w:t>2 и группу 3 и проверка принадлежности к группе</w:t>
       </w:r>
     </w:p>
     <w:p>
@@ -2331,68 +2534,74 @@
           <w:numId w:val="3"/>
         </w:numPr>
         <w:rPr>
-          <w:lang w:val="ru-RU"/>
-        </w:rPr>
-      </w:pPr>
-      <w:r>
-        <w:rPr>
+          <w:rFonts w:ascii="Times New Roman" w:hAnsi="Times New Roman" w:cs="Times New Roman"/>
+          <w:sz w:val="28"/>
+          <w:szCs w:val="28"/>
+          <w:lang w:val="ru-RU"/>
+        </w:rPr>
+      </w:pPr>
+      <w:r>
+        <w:rPr>
+          <w:rFonts w:ascii="Times New Roman" w:hAnsi="Times New Roman" w:cs="Times New Roman"/>
+          <w:sz w:val="28"/>
+          <w:szCs w:val="28"/>
           <w:lang w:val="ru-RU"/>
         </w:rPr>
         <w:t xml:space="preserve">Войдите в систему под пользователем </w:t>
       </w:r>
       <w:r>
         <w:rPr>
+          <w:rFonts w:ascii="Times New Roman" w:hAnsi="Times New Roman" w:cs="Times New Roman"/>
+          <w:sz w:val="28"/>
+          <w:szCs w:val="28"/>
           <w:lang w:val="en-US"/>
         </w:rPr>
         <w:t>user</w:t>
       </w:r>
       <w:r>
         <w:rPr>
-          <w:lang w:val="ru-RU"/>
-        </w:rPr>
-        <w:t xml:space="preserve">1 </w:t>
-      </w:r>
-      <w:r>
-        <w:rPr>
-          <w:lang w:val="ru-RU"/>
-        </w:rPr>
-        <w:t xml:space="preserve">и включите </w:t>
-      </w:r>
-      <w:r>
-        <w:rPr>
+          <w:rFonts w:ascii="Times New Roman" w:hAnsi="Times New Roman" w:cs="Times New Roman"/>
+          <w:sz w:val="28"/>
+          <w:szCs w:val="28"/>
+          <w:lang w:val="ru-RU"/>
+        </w:rPr>
+        <w:t xml:space="preserve">1 и включите </w:t>
+      </w:r>
+      <w:r>
+        <w:rPr>
+          <w:rFonts w:ascii="Times New Roman" w:hAnsi="Times New Roman" w:cs="Times New Roman"/>
+          <w:sz w:val="28"/>
+          <w:szCs w:val="28"/>
           <w:lang w:val="en-US"/>
         </w:rPr>
         <w:t>user</w:t>
       </w:r>
       <w:r>
         <w:rPr>
-          <w:lang w:val="ru-RU"/>
-        </w:rPr>
-        <w:t xml:space="preserve">2 </w:t>
-      </w:r>
-      <w:r>
-        <w:rPr>
-          <w:lang w:val="ru-RU"/>
-        </w:rPr>
-        <w:t xml:space="preserve">в группу </w:t>
-      </w:r>
-      <w:r>
-        <w:rPr>
+          <w:rFonts w:ascii="Times New Roman" w:hAnsi="Times New Roman" w:cs="Times New Roman"/>
+          <w:sz w:val="28"/>
+          <w:szCs w:val="28"/>
+          <w:lang w:val="ru-RU"/>
+        </w:rPr>
+        <w:t xml:space="preserve">2 в группу </w:t>
+      </w:r>
+      <w:r>
+        <w:rPr>
+          <w:rFonts w:ascii="Times New Roman" w:hAnsi="Times New Roman" w:cs="Times New Roman"/>
+          <w:sz w:val="28"/>
+          <w:szCs w:val="28"/>
           <w:lang w:val="en-US"/>
         </w:rPr>
         <w:t>group</w:t>
       </w:r>
       <w:r>
         <w:rPr>
-          <w:lang w:val="ru-RU"/>
-        </w:rPr>
-        <w:t>3</w:t>
-      </w:r>
-      <w:r>
-        <w:rPr>
-          <w:lang w:val="ru-RU"/>
-        </w:rPr>
-        <w:t>. Выйдите из системы.</w:t>
+          <w:rFonts w:ascii="Times New Roman" w:hAnsi="Times New Roman" w:cs="Times New Roman"/>
+          <w:sz w:val="28"/>
+          <w:szCs w:val="28"/>
+          <w:lang w:val="ru-RU"/>
+        </w:rPr>
+        <w:t>3. Выйдите из системы.</w:t>
       </w:r>
     </w:p>
     <w:p>
@@ -2400,12 +2609,18 @@
         <w:pStyle w:val="a3"/>
         <w:jc w:val="center"/>
         <w:rPr>
-          <w:lang w:val="ru-RU"/>
-        </w:rPr>
-      </w:pPr>
-      <w:r>
-        <w:rPr>
+          <w:rFonts w:ascii="Times New Roman" w:hAnsi="Times New Roman" w:cs="Times New Roman"/>
+          <w:sz w:val="28"/>
+          <w:szCs w:val="28"/>
+          <w:lang w:val="ru-RU"/>
+        </w:rPr>
+      </w:pPr>
+      <w:r>
+        <w:rPr>
+          <w:rFonts w:ascii="Times New Roman" w:hAnsi="Times New Roman" w:cs="Times New Roman"/>
           <w:noProof/>
+          <w:sz w:val="28"/>
+          <w:szCs w:val="28"/>
           <w:lang w:val="ru-RU"/>
         </w:rPr>
         <w:drawing>
@@ -2463,11 +2678,17 @@
         <w:pStyle w:val="a3"/>
         <w:jc w:val="center"/>
         <w:rPr>
-          <w:lang w:val="ru-RU"/>
-        </w:rPr>
-      </w:pPr>
-      <w:r>
-        <w:rPr>
+          <w:rFonts w:ascii="Times New Roman" w:hAnsi="Times New Roman" w:cs="Times New Roman"/>
+          <w:sz w:val="28"/>
+          <w:szCs w:val="28"/>
+          <w:lang w:val="ru-RU"/>
+        </w:rPr>
+      </w:pPr>
+      <w:r>
+        <w:rPr>
+          <w:rFonts w:ascii="Times New Roman" w:hAnsi="Times New Roman" w:cs="Times New Roman"/>
+          <w:sz w:val="28"/>
+          <w:szCs w:val="28"/>
           <w:lang w:val="ru-RU"/>
         </w:rPr>
         <w:t>Рисунок 7 – вход в систему и назначение пользователя группе.</w:t>
@@ -2476,11 +2697,17 @@
     <w:p>
       <w:pPr>
         <w:rPr>
-          <w:lang w:val="ru-RU"/>
-        </w:rPr>
-      </w:pPr>
-      <w:r>
-        <w:rPr>
+          <w:rFonts w:ascii="Times New Roman" w:hAnsi="Times New Roman" w:cs="Times New Roman"/>
+          <w:sz w:val="28"/>
+          <w:szCs w:val="28"/>
+          <w:lang w:val="ru-RU"/>
+        </w:rPr>
+      </w:pPr>
+      <w:r>
+        <w:rPr>
+          <w:rFonts w:ascii="Times New Roman" w:hAnsi="Times New Roman" w:cs="Times New Roman"/>
+          <w:sz w:val="28"/>
+          <w:szCs w:val="28"/>
           <w:lang w:val="ru-RU"/>
         </w:rPr>
         <w:br w:type="page"/>
@@ -2489,13 +2716,19 @@
     <w:p>
       <w:pPr>
         <w:rPr>
-          <w:b/>
-          <w:lang w:val="ru-RU"/>
-        </w:rPr>
-      </w:pPr>
-      <w:r>
-        <w:rPr>
-          <w:b/>
+          <w:rFonts w:ascii="Times New Roman" w:hAnsi="Times New Roman" w:cs="Times New Roman"/>
+          <w:b/>
+          <w:sz w:val="28"/>
+          <w:szCs w:val="28"/>
+          <w:lang w:val="ru-RU"/>
+        </w:rPr>
+      </w:pPr>
+      <w:r>
+        <w:rPr>
+          <w:rFonts w:ascii="Times New Roman" w:hAnsi="Times New Roman" w:cs="Times New Roman"/>
+          <w:b/>
+          <w:sz w:val="28"/>
+          <w:szCs w:val="28"/>
           <w:lang w:val="ru-RU"/>
         </w:rPr>
         <w:lastRenderedPageBreak/>
@@ -2510,17 +2743,26 @@
           <w:numId w:val="4"/>
         </w:numPr>
         <w:rPr>
-          <w:lang w:val="ru-RU"/>
-        </w:rPr>
-      </w:pPr>
-      <w:r>
-        <w:rPr>
+          <w:rFonts w:ascii="Times New Roman" w:hAnsi="Times New Roman" w:cs="Times New Roman"/>
+          <w:sz w:val="28"/>
+          <w:szCs w:val="28"/>
+          <w:lang w:val="ru-RU"/>
+        </w:rPr>
+      </w:pPr>
+      <w:r>
+        <w:rPr>
+          <w:rFonts w:ascii="Times New Roman" w:hAnsi="Times New Roman" w:cs="Times New Roman"/>
+          <w:sz w:val="28"/>
+          <w:szCs w:val="28"/>
           <w:lang w:val="ru-RU"/>
         </w:rPr>
         <w:t xml:space="preserve">Заблокируйте пользователя </w:t>
       </w:r>
       <w:r>
         <w:rPr>
+          <w:rFonts w:ascii="Times New Roman" w:hAnsi="Times New Roman" w:cs="Times New Roman"/>
+          <w:sz w:val="28"/>
+          <w:szCs w:val="28"/>
           <w:lang w:val="en-US"/>
         </w:rPr>
         <w:t>user2.</w:t>
@@ -2531,12 +2773,18 @@
         <w:pStyle w:val="a3"/>
         <w:jc w:val="center"/>
         <w:rPr>
-          <w:lang w:val="ru-RU"/>
-        </w:rPr>
-      </w:pPr>
-      <w:r>
-        <w:rPr>
+          <w:rFonts w:ascii="Times New Roman" w:hAnsi="Times New Roman" w:cs="Times New Roman"/>
+          <w:sz w:val="28"/>
+          <w:szCs w:val="28"/>
+          <w:lang w:val="ru-RU"/>
+        </w:rPr>
+      </w:pPr>
+      <w:r>
+        <w:rPr>
+          <w:rFonts w:ascii="Times New Roman" w:hAnsi="Times New Roman" w:cs="Times New Roman"/>
           <w:noProof/>
+          <w:sz w:val="28"/>
+          <w:szCs w:val="28"/>
           <w:lang w:val="ru-RU"/>
         </w:rPr>
         <w:drawing>
@@ -2594,17 +2842,26 @@
         <w:pStyle w:val="a3"/>
         <w:jc w:val="center"/>
         <w:rPr>
+          <w:rFonts w:ascii="Times New Roman" w:hAnsi="Times New Roman" w:cs="Times New Roman"/>
+          <w:sz w:val="28"/>
+          <w:szCs w:val="28"/>
           <w:lang w:val="en-US"/>
         </w:rPr>
       </w:pPr>
       <w:r>
         <w:rPr>
+          <w:rFonts w:ascii="Times New Roman" w:hAnsi="Times New Roman" w:cs="Times New Roman"/>
+          <w:sz w:val="28"/>
+          <w:szCs w:val="28"/>
           <w:lang w:val="ru-RU"/>
         </w:rPr>
         <w:t xml:space="preserve">Рисунок 8 – блокировка </w:t>
       </w:r>
       <w:r>
         <w:rPr>
+          <w:rFonts w:ascii="Times New Roman" w:hAnsi="Times New Roman" w:cs="Times New Roman"/>
+          <w:sz w:val="28"/>
+          <w:szCs w:val="28"/>
           <w:lang w:val="en-US"/>
         </w:rPr>
         <w:t>user2</w:t>
@@ -2618,50 +2875,56 @@
           <w:numId w:val="4"/>
         </w:numPr>
         <w:rPr>
-          <w:lang w:val="ru-RU"/>
-        </w:rPr>
-      </w:pPr>
-      <w:r>
-        <w:rPr>
+          <w:rFonts w:ascii="Times New Roman" w:hAnsi="Times New Roman" w:cs="Times New Roman"/>
+          <w:sz w:val="28"/>
+          <w:szCs w:val="28"/>
+          <w:lang w:val="ru-RU"/>
+        </w:rPr>
+      </w:pPr>
+      <w:r>
+        <w:rPr>
+          <w:rFonts w:ascii="Times New Roman" w:hAnsi="Times New Roman" w:cs="Times New Roman"/>
+          <w:sz w:val="28"/>
+          <w:szCs w:val="28"/>
           <w:lang w:val="ru-RU"/>
         </w:rPr>
         <w:t xml:space="preserve">Принудительно заставьте пользователя </w:t>
       </w:r>
       <w:r>
         <w:rPr>
+          <w:rFonts w:ascii="Times New Roman" w:hAnsi="Times New Roman" w:cs="Times New Roman"/>
+          <w:sz w:val="28"/>
+          <w:szCs w:val="28"/>
           <w:lang w:val="en-US"/>
         </w:rPr>
         <w:t>user</w:t>
       </w:r>
       <w:r>
         <w:rPr>
-          <w:lang w:val="ru-RU"/>
-        </w:rPr>
-        <w:t xml:space="preserve">1 </w:t>
-      </w:r>
-      <w:r>
-        <w:rPr>
-          <w:lang w:val="ru-RU"/>
-        </w:rPr>
-        <w:t xml:space="preserve">сменить пароль. Войдите под </w:t>
-      </w:r>
-      <w:r>
-        <w:rPr>
+          <w:rFonts w:ascii="Times New Roman" w:hAnsi="Times New Roman" w:cs="Times New Roman"/>
+          <w:sz w:val="28"/>
+          <w:szCs w:val="28"/>
+          <w:lang w:val="ru-RU"/>
+        </w:rPr>
+        <w:t xml:space="preserve">1 сменить пароль. Войдите под </w:t>
+      </w:r>
+      <w:r>
+        <w:rPr>
+          <w:rFonts w:ascii="Times New Roman" w:hAnsi="Times New Roman" w:cs="Times New Roman"/>
+          <w:sz w:val="28"/>
+          <w:szCs w:val="28"/>
           <w:lang w:val="en-US"/>
         </w:rPr>
         <w:t>user</w:t>
       </w:r>
       <w:r>
         <w:rPr>
-          <w:lang w:val="ru-RU"/>
-        </w:rPr>
-        <w:t xml:space="preserve">1 </w:t>
-      </w:r>
-      <w:r>
-        <w:rPr>
-          <w:lang w:val="ru-RU"/>
-        </w:rPr>
-        <w:t>в систему и смените пароль. Выйдите из системы.</w:t>
+          <w:rFonts w:ascii="Times New Roman" w:hAnsi="Times New Roman" w:cs="Times New Roman"/>
+          <w:sz w:val="28"/>
+          <w:szCs w:val="28"/>
+          <w:lang w:val="ru-RU"/>
+        </w:rPr>
+        <w:t>1 в систему и смените пароль. Выйдите из системы.</w:t>
       </w:r>
     </w:p>
     <w:p>
@@ -2669,12 +2932,18 @@
         <w:pStyle w:val="a3"/>
         <w:jc w:val="center"/>
         <w:rPr>
-          <w:lang w:val="ru-RU"/>
-        </w:rPr>
-      </w:pPr>
-      <w:r>
-        <w:rPr>
+          <w:rFonts w:ascii="Times New Roman" w:hAnsi="Times New Roman" w:cs="Times New Roman"/>
+          <w:sz w:val="28"/>
+          <w:szCs w:val="28"/>
+          <w:lang w:val="ru-RU"/>
+        </w:rPr>
+      </w:pPr>
+      <w:r>
+        <w:rPr>
+          <w:rFonts w:ascii="Times New Roman" w:hAnsi="Times New Roman" w:cs="Times New Roman"/>
           <w:noProof/>
+          <w:sz w:val="28"/>
+          <w:szCs w:val="28"/>
           <w:lang w:val="ru-RU"/>
         </w:rPr>
         <w:drawing>
@@ -2732,23 +3001,35 @@
         <w:pStyle w:val="a3"/>
         <w:jc w:val="center"/>
         <w:rPr>
-          <w:lang w:val="ru-RU"/>
-        </w:rPr>
-      </w:pPr>
-      <w:r>
-        <w:rPr>
+          <w:rFonts w:ascii="Times New Roman" w:hAnsi="Times New Roman" w:cs="Times New Roman"/>
+          <w:sz w:val="28"/>
+          <w:szCs w:val="28"/>
+          <w:lang w:val="ru-RU"/>
+        </w:rPr>
+      </w:pPr>
+      <w:r>
+        <w:rPr>
+          <w:rFonts w:ascii="Times New Roman" w:hAnsi="Times New Roman" w:cs="Times New Roman"/>
+          <w:sz w:val="28"/>
+          <w:szCs w:val="28"/>
           <w:lang w:val="ru-RU"/>
         </w:rPr>
         <w:t xml:space="preserve">Рисунок 9 – принудительная смена пароля у </w:t>
       </w:r>
       <w:r>
         <w:rPr>
+          <w:rFonts w:ascii="Times New Roman" w:hAnsi="Times New Roman" w:cs="Times New Roman"/>
+          <w:sz w:val="28"/>
+          <w:szCs w:val="28"/>
           <w:lang w:val="en-US"/>
         </w:rPr>
         <w:t>user</w:t>
       </w:r>
       <w:r>
         <w:rPr>
+          <w:rFonts w:ascii="Times New Roman" w:hAnsi="Times New Roman" w:cs="Times New Roman"/>
+          <w:sz w:val="28"/>
+          <w:szCs w:val="28"/>
           <w:lang w:val="ru-RU"/>
         </w:rPr>
         <w:t>1</w:t>
@@ -2762,68 +3043,74 @@
           <w:numId w:val="4"/>
         </w:numPr>
         <w:rPr>
-          <w:lang w:val="ru-RU"/>
-        </w:rPr>
-      </w:pPr>
-      <w:r>
-        <w:rPr>
+          <w:rFonts w:ascii="Times New Roman" w:hAnsi="Times New Roman" w:cs="Times New Roman"/>
+          <w:sz w:val="28"/>
+          <w:szCs w:val="28"/>
+          <w:lang w:val="ru-RU"/>
+        </w:rPr>
+      </w:pPr>
+      <w:r>
+        <w:rPr>
+          <w:rFonts w:ascii="Times New Roman" w:hAnsi="Times New Roman" w:cs="Times New Roman"/>
+          <w:sz w:val="28"/>
+          <w:szCs w:val="28"/>
           <w:lang w:val="ru-RU"/>
         </w:rPr>
         <w:t xml:space="preserve">Смените имя пользователя </w:t>
       </w:r>
       <w:r>
         <w:rPr>
+          <w:rFonts w:ascii="Times New Roman" w:hAnsi="Times New Roman" w:cs="Times New Roman"/>
+          <w:sz w:val="28"/>
+          <w:szCs w:val="28"/>
           <w:lang w:val="en-US"/>
         </w:rPr>
         <w:t>user</w:t>
       </w:r>
       <w:r>
         <w:rPr>
-          <w:lang w:val="ru-RU"/>
-        </w:rPr>
-        <w:t xml:space="preserve">2 </w:t>
-      </w:r>
-      <w:r>
-        <w:rPr>
-          <w:lang w:val="ru-RU"/>
-        </w:rPr>
-        <w:t xml:space="preserve">на </w:t>
-      </w:r>
-      <w:r>
-        <w:rPr>
+          <w:rFonts w:ascii="Times New Roman" w:hAnsi="Times New Roman" w:cs="Times New Roman"/>
+          <w:sz w:val="28"/>
+          <w:szCs w:val="28"/>
+          <w:lang w:val="ru-RU"/>
+        </w:rPr>
+        <w:t xml:space="preserve">2 на </w:t>
+      </w:r>
+      <w:r>
+        <w:rPr>
+          <w:rFonts w:ascii="Times New Roman" w:hAnsi="Times New Roman" w:cs="Times New Roman"/>
+          <w:sz w:val="28"/>
+          <w:szCs w:val="28"/>
           <w:lang w:val="en-US"/>
         </w:rPr>
         <w:t>user</w:t>
       </w:r>
       <w:r>
         <w:rPr>
-          <w:lang w:val="ru-RU"/>
-        </w:rPr>
-        <w:t>3</w:t>
-      </w:r>
-      <w:r>
-        <w:rPr>
-          <w:lang w:val="ru-RU"/>
-        </w:rPr>
-        <w:t xml:space="preserve">. Разблокируйте пользователя </w:t>
-      </w:r>
-      <w:r>
-        <w:rPr>
+          <w:rFonts w:ascii="Times New Roman" w:hAnsi="Times New Roman" w:cs="Times New Roman"/>
+          <w:sz w:val="28"/>
+          <w:szCs w:val="28"/>
+          <w:lang w:val="ru-RU"/>
+        </w:rPr>
+        <w:t xml:space="preserve">3. Разблокируйте пользователя </w:t>
+      </w:r>
+      <w:r>
+        <w:rPr>
+          <w:rFonts w:ascii="Times New Roman" w:hAnsi="Times New Roman" w:cs="Times New Roman"/>
+          <w:sz w:val="28"/>
+          <w:szCs w:val="28"/>
           <w:lang w:val="en-US"/>
         </w:rPr>
         <w:t>user</w:t>
       </w:r>
       <w:r>
         <w:rPr>
-          <w:lang w:val="ru-RU"/>
-        </w:rPr>
-        <w:t xml:space="preserve">3 </w:t>
-      </w:r>
-      <w:r>
-        <w:rPr>
-          <w:lang w:val="ru-RU"/>
-        </w:rPr>
-        <w:t>и войдите в систему под его именем.</w:t>
+          <w:rFonts w:ascii="Times New Roman" w:hAnsi="Times New Roman" w:cs="Times New Roman"/>
+          <w:sz w:val="28"/>
+          <w:szCs w:val="28"/>
+          <w:lang w:val="ru-RU"/>
+        </w:rPr>
+        <w:t>3 и войдите в систему под его именем.</w:t>
       </w:r>
     </w:p>
     <w:p>
@@ -2831,12 +3118,18 @@
         <w:pStyle w:val="a3"/>
         <w:jc w:val="center"/>
         <w:rPr>
-          <w:lang w:val="ru-RU"/>
-        </w:rPr>
-      </w:pPr>
-      <w:r>
-        <w:rPr>
+          <w:rFonts w:ascii="Times New Roman" w:hAnsi="Times New Roman" w:cs="Times New Roman"/>
+          <w:sz w:val="28"/>
+          <w:szCs w:val="28"/>
+          <w:lang w:val="ru-RU"/>
+        </w:rPr>
+      </w:pPr>
+      <w:r>
+        <w:rPr>
+          <w:rFonts w:ascii="Times New Roman" w:hAnsi="Times New Roman" w:cs="Times New Roman"/>
           <w:noProof/>
+          <w:sz w:val="28"/>
+          <w:szCs w:val="28"/>
           <w:lang w:val="ru-RU"/>
         </w:rPr>
         <w:drawing>
@@ -2894,11 +3187,17 @@
         <w:pStyle w:val="a3"/>
         <w:jc w:val="center"/>
         <w:rPr>
-          <w:lang w:val="ru-RU"/>
-        </w:rPr>
-      </w:pPr>
-      <w:r>
-        <w:rPr>
+          <w:rFonts w:ascii="Times New Roman" w:hAnsi="Times New Roman" w:cs="Times New Roman"/>
+          <w:sz w:val="28"/>
+          <w:szCs w:val="28"/>
+          <w:lang w:val="ru-RU"/>
+        </w:rPr>
+      </w:pPr>
+      <w:r>
+        <w:rPr>
+          <w:rFonts w:ascii="Times New Roman" w:hAnsi="Times New Roman" w:cs="Times New Roman"/>
+          <w:sz w:val="28"/>
+          <w:szCs w:val="28"/>
           <w:lang w:val="ru-RU"/>
         </w:rPr>
         <w:t>Рисунок 10 – изменение имени и разблокировка</w:t>
@@ -2912,82 +3211,94 @@
           <w:numId w:val="4"/>
         </w:numPr>
         <w:rPr>
-          <w:lang w:val="ru-RU"/>
-        </w:rPr>
-      </w:pPr>
-      <w:r>
-        <w:rPr>
+          <w:rFonts w:ascii="Times New Roman" w:hAnsi="Times New Roman" w:cs="Times New Roman"/>
+          <w:sz w:val="28"/>
+          <w:szCs w:val="28"/>
+          <w:lang w:val="ru-RU"/>
+        </w:rPr>
+      </w:pPr>
+      <w:r>
+        <w:rPr>
+          <w:rFonts w:ascii="Times New Roman" w:hAnsi="Times New Roman" w:cs="Times New Roman"/>
+          <w:sz w:val="28"/>
+          <w:szCs w:val="28"/>
           <w:lang w:val="ru-RU"/>
         </w:rPr>
         <w:t xml:space="preserve">Перенесите домашние каталоги пользователей </w:t>
       </w:r>
       <w:r>
         <w:rPr>
+          <w:rFonts w:ascii="Times New Roman" w:hAnsi="Times New Roman" w:cs="Times New Roman"/>
+          <w:sz w:val="28"/>
+          <w:szCs w:val="28"/>
           <w:lang w:val="en-US"/>
         </w:rPr>
         <w:t>user</w:t>
       </w:r>
       <w:r>
         <w:rPr>
+          <w:rFonts w:ascii="Times New Roman" w:hAnsi="Times New Roman" w:cs="Times New Roman"/>
+          <w:sz w:val="28"/>
+          <w:szCs w:val="28"/>
           <w:lang w:val="ru-RU"/>
         </w:rPr>
         <w:t xml:space="preserve">1, </w:t>
       </w:r>
       <w:r>
         <w:rPr>
+          <w:rFonts w:ascii="Times New Roman" w:hAnsi="Times New Roman" w:cs="Times New Roman"/>
+          <w:sz w:val="28"/>
+          <w:szCs w:val="28"/>
           <w:lang w:val="en-US"/>
         </w:rPr>
         <w:t>user</w:t>
       </w:r>
       <w:r>
         <w:rPr>
-          <w:lang w:val="ru-RU"/>
-        </w:rPr>
-        <w:t xml:space="preserve">3 </w:t>
-      </w:r>
-      <w:r>
-        <w:rPr>
-          <w:lang w:val="ru-RU"/>
-        </w:rPr>
-        <w:t xml:space="preserve">в </w:t>
-      </w:r>
-      <w:r>
-        <w:rPr>
+          <w:rFonts w:ascii="Times New Roman" w:hAnsi="Times New Roman" w:cs="Times New Roman"/>
+          <w:sz w:val="28"/>
+          <w:szCs w:val="28"/>
+          <w:lang w:val="ru-RU"/>
+        </w:rPr>
+        <w:t>3 в /</w:t>
+      </w:r>
+      <w:proofErr w:type="spellStart"/>
+      <w:r>
+        <w:rPr>
+          <w:rFonts w:ascii="Times New Roman" w:hAnsi="Times New Roman" w:cs="Times New Roman"/>
+          <w:sz w:val="28"/>
+          <w:szCs w:val="28"/>
+          <w:lang w:val="en-US"/>
+        </w:rPr>
+        <w:t>mnt</w:t>
+      </w:r>
+      <w:proofErr w:type="spellEnd"/>
+      <w:r>
+        <w:rPr>
+          <w:rFonts w:ascii="Times New Roman" w:hAnsi="Times New Roman" w:cs="Times New Roman"/>
+          <w:sz w:val="28"/>
+          <w:szCs w:val="28"/>
           <w:lang w:val="ru-RU"/>
         </w:rPr>
         <w:t>/</w:t>
       </w:r>
-      <w:proofErr w:type="spellStart"/>
-      <w:r>
-        <w:rPr>
+      <w:r>
+        <w:rPr>
+          <w:rFonts w:ascii="Times New Roman" w:hAnsi="Times New Roman" w:cs="Times New Roman"/>
+          <w:sz w:val="28"/>
+          <w:szCs w:val="28"/>
           <w:lang w:val="en-US"/>
         </w:rPr>
-        <w:t>mnt</w:t>
-      </w:r>
-      <w:proofErr w:type="spellEnd"/>
-      <w:r>
-        <w:rPr>
-          <w:lang w:val="ru-RU"/>
-        </w:rPr>
-        <w:t>/</w:t>
-      </w:r>
-      <w:r>
-        <w:rPr>
-          <w:lang w:val="en-US"/>
-        </w:rPr>
         <w:t>home</w:t>
       </w:r>
       <w:r>
         <w:rPr>
-          <w:lang w:val="ru-RU"/>
-        </w:rPr>
-        <w:t xml:space="preserve">. </w:t>
-      </w:r>
-      <w:r>
-        <w:rPr>
-          <w:lang w:val="ru-RU"/>
-        </w:rPr>
-        <w:t>Проверьте, что домашние каталоги пользователей были успешно перенесены.</w:t>
+          <w:rFonts w:ascii="Times New Roman" w:hAnsi="Times New Roman" w:cs="Times New Roman"/>
+          <w:sz w:val="28"/>
+          <w:szCs w:val="28"/>
+          <w:lang w:val="ru-RU"/>
+        </w:rPr>
+        <w:t>. Проверьте, что домашние каталоги пользователей были успешно перенесены.</w:t>
       </w:r>
     </w:p>
     <w:p>
@@ -2995,12 +3306,18 @@
         <w:pStyle w:val="a3"/>
         <w:jc w:val="center"/>
         <w:rPr>
-          <w:lang w:val="ru-RU"/>
-        </w:rPr>
-      </w:pPr>
-      <w:r>
-        <w:rPr>
+          <w:rFonts w:ascii="Times New Roman" w:hAnsi="Times New Roman" w:cs="Times New Roman"/>
+          <w:sz w:val="28"/>
+          <w:szCs w:val="28"/>
+          <w:lang w:val="ru-RU"/>
+        </w:rPr>
+      </w:pPr>
+      <w:r>
+        <w:rPr>
+          <w:rFonts w:ascii="Times New Roman" w:hAnsi="Times New Roman" w:cs="Times New Roman"/>
           <w:noProof/>
+          <w:sz w:val="28"/>
+          <w:szCs w:val="28"/>
           <w:lang w:val="ru-RU"/>
         </w:rPr>
         <w:drawing>
@@ -3058,11 +3375,17 @@
         <w:pStyle w:val="a3"/>
         <w:jc w:val="center"/>
         <w:rPr>
-          <w:lang w:val="ru-RU"/>
-        </w:rPr>
-      </w:pPr>
-      <w:r>
-        <w:rPr>
+          <w:rFonts w:ascii="Times New Roman" w:hAnsi="Times New Roman" w:cs="Times New Roman"/>
+          <w:sz w:val="28"/>
+          <w:szCs w:val="28"/>
+          <w:lang w:val="ru-RU"/>
+        </w:rPr>
+      </w:pPr>
+      <w:r>
+        <w:rPr>
+          <w:rFonts w:ascii="Times New Roman" w:hAnsi="Times New Roman" w:cs="Times New Roman"/>
+          <w:sz w:val="28"/>
+          <w:szCs w:val="28"/>
           <w:lang w:val="ru-RU"/>
         </w:rPr>
         <w:t>Рисунок 11 – перенос каталогов пользователей и проверка</w:t>
@@ -3071,11 +3394,17 @@
     <w:p>
       <w:pPr>
         <w:rPr>
-          <w:lang w:val="ru-RU"/>
-        </w:rPr>
-      </w:pPr>
-      <w:r>
-        <w:rPr>
+          <w:rFonts w:ascii="Times New Roman" w:hAnsi="Times New Roman" w:cs="Times New Roman"/>
+          <w:sz w:val="28"/>
+          <w:szCs w:val="28"/>
+          <w:lang w:val="ru-RU"/>
+        </w:rPr>
+      </w:pPr>
+      <w:r>
+        <w:rPr>
+          <w:rFonts w:ascii="Times New Roman" w:hAnsi="Times New Roman" w:cs="Times New Roman"/>
+          <w:sz w:val="28"/>
+          <w:szCs w:val="28"/>
           <w:lang w:val="ru-RU"/>
         </w:rPr>
         <w:br w:type="page"/>
@@ -3084,13 +3413,19 @@
     <w:p>
       <w:pPr>
         <w:rPr>
-          <w:b/>
-          <w:lang w:val="ru-RU"/>
-        </w:rPr>
-      </w:pPr>
-      <w:r>
-        <w:rPr>
-          <w:b/>
+          <w:rFonts w:ascii="Times New Roman" w:hAnsi="Times New Roman" w:cs="Times New Roman"/>
+          <w:b/>
+          <w:sz w:val="28"/>
+          <w:szCs w:val="28"/>
+          <w:lang w:val="ru-RU"/>
+        </w:rPr>
+      </w:pPr>
+      <w:r>
+        <w:rPr>
+          <w:rFonts w:ascii="Times New Roman" w:hAnsi="Times New Roman" w:cs="Times New Roman"/>
+          <w:b/>
+          <w:sz w:val="28"/>
+          <w:szCs w:val="28"/>
           <w:lang w:val="ru-RU"/>
         </w:rPr>
         <w:lastRenderedPageBreak/>
@@ -3105,47 +3440,71 @@
           <w:numId w:val="5"/>
         </w:numPr>
         <w:rPr>
-          <w:lang w:val="ru-RU"/>
-        </w:rPr>
-      </w:pPr>
-      <w:r>
-        <w:rPr>
+          <w:rFonts w:ascii="Times New Roman" w:hAnsi="Times New Roman" w:cs="Times New Roman"/>
+          <w:sz w:val="28"/>
+          <w:szCs w:val="28"/>
+          <w:lang w:val="ru-RU"/>
+        </w:rPr>
+      </w:pPr>
+      <w:r>
+        <w:rPr>
+          <w:rFonts w:ascii="Times New Roman" w:hAnsi="Times New Roman" w:cs="Times New Roman"/>
+          <w:sz w:val="28"/>
+          <w:szCs w:val="28"/>
           <w:lang w:val="ru-RU"/>
         </w:rPr>
         <w:t xml:space="preserve">Удалите группы </w:t>
       </w:r>
       <w:r>
         <w:rPr>
+          <w:rFonts w:ascii="Times New Roman" w:hAnsi="Times New Roman" w:cs="Times New Roman"/>
+          <w:sz w:val="28"/>
+          <w:szCs w:val="28"/>
           <w:lang w:val="en-US"/>
         </w:rPr>
         <w:t>group</w:t>
       </w:r>
       <w:r>
         <w:rPr>
+          <w:rFonts w:ascii="Times New Roman" w:hAnsi="Times New Roman" w:cs="Times New Roman"/>
+          <w:sz w:val="28"/>
+          <w:szCs w:val="28"/>
           <w:lang w:val="ru-RU"/>
         </w:rPr>
         <w:t xml:space="preserve">1, </w:t>
       </w:r>
       <w:r>
         <w:rPr>
+          <w:rFonts w:ascii="Times New Roman" w:hAnsi="Times New Roman" w:cs="Times New Roman"/>
+          <w:sz w:val="28"/>
+          <w:szCs w:val="28"/>
           <w:lang w:val="en-US"/>
         </w:rPr>
         <w:t>group</w:t>
       </w:r>
       <w:r>
         <w:rPr>
+          <w:rFonts w:ascii="Times New Roman" w:hAnsi="Times New Roman" w:cs="Times New Roman"/>
+          <w:sz w:val="28"/>
+          <w:szCs w:val="28"/>
           <w:lang w:val="ru-RU"/>
         </w:rPr>
         <w:t xml:space="preserve">2, </w:t>
       </w:r>
       <w:r>
         <w:rPr>
+          <w:rFonts w:ascii="Times New Roman" w:hAnsi="Times New Roman" w:cs="Times New Roman"/>
+          <w:sz w:val="28"/>
+          <w:szCs w:val="28"/>
           <w:lang w:val="en-US"/>
         </w:rPr>
         <w:t>group</w:t>
       </w:r>
       <w:r>
         <w:rPr>
+          <w:rFonts w:ascii="Times New Roman" w:hAnsi="Times New Roman" w:cs="Times New Roman"/>
+          <w:sz w:val="28"/>
+          <w:szCs w:val="28"/>
           <w:lang w:val="ru-RU"/>
         </w:rPr>
         <w:t>3.</w:t>
@@ -3156,12 +3515,18 @@
         <w:pStyle w:val="a3"/>
         <w:jc w:val="center"/>
         <w:rPr>
-          <w:lang w:val="ru-RU"/>
-        </w:rPr>
-      </w:pPr>
-      <w:r>
-        <w:rPr>
+          <w:rFonts w:ascii="Times New Roman" w:hAnsi="Times New Roman" w:cs="Times New Roman"/>
+          <w:sz w:val="28"/>
+          <w:szCs w:val="28"/>
+          <w:lang w:val="ru-RU"/>
+        </w:rPr>
+      </w:pPr>
+      <w:r>
+        <w:rPr>
+          <w:rFonts w:ascii="Times New Roman" w:hAnsi="Times New Roman" w:cs="Times New Roman"/>
           <w:noProof/>
+          <w:sz w:val="28"/>
+          <w:szCs w:val="28"/>
           <w:lang w:val="ru-RU"/>
         </w:rPr>
         <w:drawing>
@@ -3219,17 +3584,26 @@
         <w:pStyle w:val="a3"/>
         <w:jc w:val="center"/>
         <w:rPr>
-          <w:lang w:val="ru-RU"/>
-        </w:rPr>
-      </w:pPr>
-      <w:r>
-        <w:rPr>
+          <w:rFonts w:ascii="Times New Roman" w:hAnsi="Times New Roman" w:cs="Times New Roman"/>
+          <w:sz w:val="28"/>
+          <w:szCs w:val="28"/>
+          <w:lang w:val="ru-RU"/>
+        </w:rPr>
+      </w:pPr>
+      <w:r>
+        <w:rPr>
+          <w:rFonts w:ascii="Times New Roman" w:hAnsi="Times New Roman" w:cs="Times New Roman"/>
+          <w:sz w:val="28"/>
+          <w:szCs w:val="28"/>
           <w:lang w:val="ru-RU"/>
         </w:rPr>
         <w:t>Рисунок 12 – удаление гру</w:t>
       </w:r>
       <w:r>
         <w:rPr>
+          <w:rFonts w:ascii="Times New Roman" w:hAnsi="Times New Roman" w:cs="Times New Roman"/>
+          <w:sz w:val="28"/>
+          <w:szCs w:val="28"/>
           <w:lang w:val="ru-RU"/>
         </w:rPr>
         <w:t>пп</w:t>
@@ -3243,44 +3617,56 @@
           <w:numId w:val="5"/>
         </w:numPr>
         <w:rPr>
-          <w:lang w:val="ru-RU"/>
-        </w:rPr>
-      </w:pPr>
-      <w:r>
-        <w:rPr>
+          <w:rFonts w:ascii="Times New Roman" w:hAnsi="Times New Roman" w:cs="Times New Roman"/>
+          <w:sz w:val="28"/>
+          <w:szCs w:val="28"/>
+          <w:lang w:val="ru-RU"/>
+        </w:rPr>
+      </w:pPr>
+      <w:r>
+        <w:rPr>
+          <w:rFonts w:ascii="Times New Roman" w:hAnsi="Times New Roman" w:cs="Times New Roman"/>
+          <w:sz w:val="28"/>
+          <w:szCs w:val="28"/>
           <w:lang w:val="ru-RU"/>
         </w:rPr>
         <w:t xml:space="preserve">Удалите пользователей </w:t>
       </w:r>
       <w:r>
         <w:rPr>
+          <w:rFonts w:ascii="Times New Roman" w:hAnsi="Times New Roman" w:cs="Times New Roman"/>
+          <w:sz w:val="28"/>
+          <w:szCs w:val="28"/>
           <w:lang w:val="en-US"/>
         </w:rPr>
         <w:t>user</w:t>
       </w:r>
       <w:r>
         <w:rPr>
+          <w:rFonts w:ascii="Times New Roman" w:hAnsi="Times New Roman" w:cs="Times New Roman"/>
+          <w:sz w:val="28"/>
+          <w:szCs w:val="28"/>
           <w:lang w:val="ru-RU"/>
         </w:rPr>
         <w:t xml:space="preserve">1, </w:t>
       </w:r>
       <w:r>
         <w:rPr>
+          <w:rFonts w:ascii="Times New Roman" w:hAnsi="Times New Roman" w:cs="Times New Roman"/>
+          <w:sz w:val="28"/>
+          <w:szCs w:val="28"/>
           <w:lang w:val="en-US"/>
         </w:rPr>
         <w:t>user</w:t>
       </w:r>
       <w:r>
         <w:rPr>
-          <w:lang w:val="ru-RU"/>
-        </w:rPr>
-        <w:t xml:space="preserve">3 </w:t>
-      </w:r>
-      <w:r>
-        <w:rPr>
-          <w:lang w:val="ru-RU"/>
-        </w:rPr>
-        <w:t>вместе с их домашними каталогами.</w:t>
+          <w:rFonts w:ascii="Times New Roman" w:hAnsi="Times New Roman" w:cs="Times New Roman"/>
+          <w:sz w:val="28"/>
+          <w:szCs w:val="28"/>
+          <w:lang w:val="ru-RU"/>
+        </w:rPr>
+        <w:t>3 вместе с их домашними каталогами.</w:t>
       </w:r>
     </w:p>
     <w:p>
@@ -3288,12 +3674,18 @@
         <w:pStyle w:val="a3"/>
         <w:jc w:val="center"/>
         <w:rPr>
-          <w:lang w:val="ru-RU"/>
-        </w:rPr>
-      </w:pPr>
-      <w:r>
-        <w:rPr>
+          <w:rFonts w:ascii="Times New Roman" w:hAnsi="Times New Roman" w:cs="Times New Roman"/>
+          <w:sz w:val="28"/>
+          <w:szCs w:val="28"/>
+          <w:lang w:val="ru-RU"/>
+        </w:rPr>
+      </w:pPr>
+      <w:r>
+        <w:rPr>
+          <w:rFonts w:ascii="Times New Roman" w:hAnsi="Times New Roman" w:cs="Times New Roman"/>
           <w:noProof/>
+          <w:sz w:val="28"/>
+          <w:szCs w:val="28"/>
           <w:lang w:val="ru-RU"/>
         </w:rPr>
         <w:drawing>
@@ -3351,11 +3743,17 @@
         <w:pStyle w:val="a3"/>
         <w:jc w:val="center"/>
         <w:rPr>
-          <w:lang w:val="ru-RU"/>
-        </w:rPr>
-      </w:pPr>
-      <w:r>
-        <w:rPr>
+          <w:rFonts w:ascii="Times New Roman" w:hAnsi="Times New Roman" w:cs="Times New Roman"/>
+          <w:sz w:val="28"/>
+          <w:szCs w:val="28"/>
+          <w:lang w:val="ru-RU"/>
+        </w:rPr>
+      </w:pPr>
+      <w:r>
+        <w:rPr>
+          <w:rFonts w:ascii="Times New Roman" w:hAnsi="Times New Roman" w:cs="Times New Roman"/>
+          <w:sz w:val="28"/>
+          <w:szCs w:val="28"/>
           <w:lang w:val="ru-RU"/>
         </w:rPr>
         <w:t>Рисунок 13 – удаление пользователей и каталогов</w:t>
@@ -3364,13 +3762,19 @@
     <w:p>
       <w:pPr>
         <w:rPr>
-          <w:b/>
-          <w:lang w:val="ru-RU"/>
-        </w:rPr>
-      </w:pPr>
-      <w:r>
-        <w:rPr>
-          <w:b/>
+          <w:rFonts w:ascii="Times New Roman" w:hAnsi="Times New Roman" w:cs="Times New Roman"/>
+          <w:b/>
+          <w:sz w:val="28"/>
+          <w:szCs w:val="28"/>
+          <w:lang w:val="ru-RU"/>
+        </w:rPr>
+      </w:pPr>
+      <w:r>
+        <w:rPr>
+          <w:rFonts w:ascii="Times New Roman" w:hAnsi="Times New Roman" w:cs="Times New Roman"/>
+          <w:b/>
+          <w:sz w:val="28"/>
+          <w:szCs w:val="28"/>
           <w:lang w:val="ru-RU"/>
         </w:rPr>
         <w:t>Вопросы.</w:t>
@@ -3384,6 +3788,8 @@
           <w:numId w:val="6"/>
         </w:numPr>
         <w:rPr>
+          <w:sz w:val="28"/>
+          <w:szCs w:val="28"/>
           <w:lang w:val="ru-RU"/>
         </w:rPr>
       </w:pPr>
@@ -3391,6 +3797,8 @@
         <w:rPr>
           <w:b/>
           <w:bCs/>
+          <w:sz w:val="28"/>
+          <w:szCs w:val="28"/>
           <w:lang w:val="ru-RU"/>
         </w:rPr>
         <w:t>Назовите четыре файла, в которых содержится информация о пользователях и группах?</w:t>
@@ -3401,12 +3809,17 @@
         <w:pStyle w:val="a4"/>
         <w:ind w:left="360"/>
         <w:rPr>
-          <w:lang w:val="ru-RU"/>
-        </w:rPr>
-      </w:pPr>
-      <w:r>
-        <w:rPr>
-          <w:rStyle w:val="HTML"/>
+          <w:sz w:val="28"/>
+          <w:szCs w:val="28"/>
+          <w:lang w:val="ru-RU"/>
+        </w:rPr>
+      </w:pPr>
+      <w:r>
+        <w:rPr>
+          <w:rStyle w:val="HTML"/>
+          <w:rFonts w:ascii="Times New Roman" w:hAnsi="Times New Roman" w:cs="Times New Roman"/>
+          <w:sz w:val="28"/>
+          <w:szCs w:val="28"/>
           <w:lang w:val="ru-RU"/>
         </w:rPr>
         <w:t>/</w:t>
@@ -3415,6 +3828,9 @@
       <w:r>
         <w:rPr>
           <w:rStyle w:val="HTML"/>
+          <w:rFonts w:ascii="Times New Roman" w:hAnsi="Times New Roman" w:cs="Times New Roman"/>
+          <w:sz w:val="28"/>
+          <w:szCs w:val="28"/>
         </w:rPr>
         <w:t>etc</w:t>
       </w:r>
@@ -3422,6 +3838,9 @@
       <w:r>
         <w:rPr>
           <w:rStyle w:val="HTML"/>
+          <w:rFonts w:ascii="Times New Roman" w:hAnsi="Times New Roman" w:cs="Times New Roman"/>
+          <w:sz w:val="28"/>
+          <w:szCs w:val="28"/>
           <w:lang w:val="ru-RU"/>
         </w:rPr>
         <w:t>/</w:t>
@@ -3429,20 +3848,31 @@
       <w:r>
         <w:rPr>
           <w:rStyle w:val="HTML"/>
+          <w:rFonts w:ascii="Times New Roman" w:hAnsi="Times New Roman" w:cs="Times New Roman"/>
+          <w:sz w:val="28"/>
+          <w:szCs w:val="28"/>
         </w:rPr>
         <w:t>passwd</w:t>
       </w:r>
       <w:r>
         <w:rPr>
+          <w:sz w:val="28"/>
+          <w:szCs w:val="28"/>
           <w:lang w:val="ru-RU"/>
         </w:rPr>
         <w:t xml:space="preserve"> — основные данные о пользователях (логин, </w:t>
       </w:r>
       <w:r>
+        <w:rPr>
+          <w:sz w:val="28"/>
+          <w:szCs w:val="28"/>
+        </w:rPr>
         <w:t>UID</w:t>
       </w:r>
       <w:r>
         <w:rPr>
+          <w:sz w:val="28"/>
+          <w:szCs w:val="28"/>
           <w:lang w:val="ru-RU"/>
         </w:rPr>
         <w:t>, домашний каталог).</w:t>
@@ -3453,12 +3883,17 @@
         <w:pStyle w:val="a4"/>
         <w:ind w:left="360"/>
         <w:rPr>
-          <w:lang w:val="ru-RU"/>
-        </w:rPr>
-      </w:pPr>
-      <w:r>
-        <w:rPr>
-          <w:rStyle w:val="HTML"/>
+          <w:sz w:val="28"/>
+          <w:szCs w:val="28"/>
+          <w:lang w:val="ru-RU"/>
+        </w:rPr>
+      </w:pPr>
+      <w:r>
+        <w:rPr>
+          <w:rStyle w:val="HTML"/>
+          <w:rFonts w:ascii="Times New Roman" w:hAnsi="Times New Roman" w:cs="Times New Roman"/>
+          <w:sz w:val="28"/>
+          <w:szCs w:val="28"/>
           <w:lang w:val="ru-RU"/>
         </w:rPr>
         <w:t>/</w:t>
@@ -3467,6 +3902,9 @@
       <w:r>
         <w:rPr>
           <w:rStyle w:val="HTML"/>
+          <w:rFonts w:ascii="Times New Roman" w:hAnsi="Times New Roman" w:cs="Times New Roman"/>
+          <w:sz w:val="28"/>
+          <w:szCs w:val="28"/>
         </w:rPr>
         <w:t>etc</w:t>
       </w:r>
@@ -3474,6 +3912,9 @@
       <w:r>
         <w:rPr>
           <w:rStyle w:val="HTML"/>
+          <w:rFonts w:ascii="Times New Roman" w:hAnsi="Times New Roman" w:cs="Times New Roman"/>
+          <w:sz w:val="28"/>
+          <w:szCs w:val="28"/>
           <w:lang w:val="ru-RU"/>
         </w:rPr>
         <w:t>/</w:t>
@@ -3481,11 +3922,16 @@
       <w:r>
         <w:rPr>
           <w:rStyle w:val="HTML"/>
+          <w:rFonts w:ascii="Times New Roman" w:hAnsi="Times New Roman" w:cs="Times New Roman"/>
+          <w:sz w:val="28"/>
+          <w:szCs w:val="28"/>
         </w:rPr>
         <w:t>shadow</w:t>
       </w:r>
       <w:r>
         <w:rPr>
+          <w:sz w:val="28"/>
+          <w:szCs w:val="28"/>
           <w:lang w:val="ru-RU"/>
         </w:rPr>
         <w:t xml:space="preserve"> — зашифрованные пароли и параметры их истечения.</w:t>
@@ -3496,12 +3942,17 @@
         <w:pStyle w:val="a4"/>
         <w:ind w:left="360"/>
         <w:rPr>
-          <w:lang w:val="ru-RU"/>
-        </w:rPr>
-      </w:pPr>
-      <w:r>
-        <w:rPr>
-          <w:rStyle w:val="HTML"/>
+          <w:sz w:val="28"/>
+          <w:szCs w:val="28"/>
+          <w:lang w:val="ru-RU"/>
+        </w:rPr>
+      </w:pPr>
+      <w:r>
+        <w:rPr>
+          <w:rStyle w:val="HTML"/>
+          <w:rFonts w:ascii="Times New Roman" w:hAnsi="Times New Roman" w:cs="Times New Roman"/>
+          <w:sz w:val="28"/>
+          <w:szCs w:val="28"/>
           <w:lang w:val="ru-RU"/>
         </w:rPr>
         <w:t>/</w:t>
@@ -3510,6 +3961,9 @@
       <w:r>
         <w:rPr>
           <w:rStyle w:val="HTML"/>
+          <w:rFonts w:ascii="Times New Roman" w:hAnsi="Times New Roman" w:cs="Times New Roman"/>
+          <w:sz w:val="28"/>
+          <w:szCs w:val="28"/>
         </w:rPr>
         <w:t>etc</w:t>
       </w:r>
@@ -3517,6 +3971,9 @@
       <w:r>
         <w:rPr>
           <w:rStyle w:val="HTML"/>
+          <w:rFonts w:ascii="Times New Roman" w:hAnsi="Times New Roman" w:cs="Times New Roman"/>
+          <w:sz w:val="28"/>
+          <w:szCs w:val="28"/>
           <w:lang w:val="ru-RU"/>
         </w:rPr>
         <w:t>/</w:t>
@@ -3524,11 +3981,16 @@
       <w:r>
         <w:rPr>
           <w:rStyle w:val="HTML"/>
+          <w:rFonts w:ascii="Times New Roman" w:hAnsi="Times New Roman" w:cs="Times New Roman"/>
+          <w:sz w:val="28"/>
+          <w:szCs w:val="28"/>
         </w:rPr>
         <w:t>group</w:t>
       </w:r>
       <w:r>
         <w:rPr>
+          <w:sz w:val="28"/>
+          <w:szCs w:val="28"/>
           <w:lang w:val="ru-RU"/>
         </w:rPr>
         <w:t xml:space="preserve"> — информация о группах и их участниках.</w:t>
@@ -3539,12 +4001,17 @@
         <w:pStyle w:val="a4"/>
         <w:ind w:left="360"/>
         <w:rPr>
-          <w:lang w:val="ru-RU"/>
-        </w:rPr>
-      </w:pPr>
-      <w:r>
-        <w:rPr>
-          <w:rStyle w:val="HTML"/>
+          <w:sz w:val="28"/>
+          <w:szCs w:val="28"/>
+          <w:lang w:val="ru-RU"/>
+        </w:rPr>
+      </w:pPr>
+      <w:r>
+        <w:rPr>
+          <w:rStyle w:val="HTML"/>
+          <w:rFonts w:ascii="Times New Roman" w:hAnsi="Times New Roman" w:cs="Times New Roman"/>
+          <w:sz w:val="28"/>
+          <w:szCs w:val="28"/>
           <w:lang w:val="ru-RU"/>
         </w:rPr>
         <w:t>/</w:t>
@@ -3553,6 +4020,9 @@
       <w:r>
         <w:rPr>
           <w:rStyle w:val="HTML"/>
+          <w:rFonts w:ascii="Times New Roman" w:hAnsi="Times New Roman" w:cs="Times New Roman"/>
+          <w:sz w:val="28"/>
+          <w:szCs w:val="28"/>
         </w:rPr>
         <w:t>etc</w:t>
       </w:r>
@@ -3560,6 +4030,9 @@
       <w:r>
         <w:rPr>
           <w:rStyle w:val="HTML"/>
+          <w:rFonts w:ascii="Times New Roman" w:hAnsi="Times New Roman" w:cs="Times New Roman"/>
+          <w:sz w:val="28"/>
+          <w:szCs w:val="28"/>
           <w:lang w:val="ru-RU"/>
         </w:rPr>
         <w:t>/</w:t>
@@ -3568,12 +4041,17 @@
       <w:r>
         <w:rPr>
           <w:rStyle w:val="HTML"/>
+          <w:rFonts w:ascii="Times New Roman" w:hAnsi="Times New Roman" w:cs="Times New Roman"/>
+          <w:sz w:val="28"/>
+          <w:szCs w:val="28"/>
         </w:rPr>
         <w:t>gshadow</w:t>
       </w:r>
       <w:proofErr w:type="spellEnd"/>
       <w:r>
         <w:rPr>
+          <w:sz w:val="28"/>
+          <w:szCs w:val="28"/>
           <w:lang w:val="ru-RU"/>
         </w:rPr>
         <w:t xml:space="preserve"> — зашифрованные пароли групп и данные об их администраторах.</w:t>
@@ -3587,6 +4065,8 @@
           <w:numId w:val="6"/>
         </w:numPr>
         <w:rPr>
+          <w:sz w:val="28"/>
+          <w:szCs w:val="28"/>
           <w:lang w:val="ru-RU"/>
         </w:rPr>
       </w:pPr>
@@ -3594,6 +4074,8 @@
         <w:rPr>
           <w:b/>
           <w:bCs/>
+          <w:sz w:val="28"/>
+          <w:szCs w:val="28"/>
           <w:lang w:val="ru-RU"/>
         </w:rPr>
         <w:t xml:space="preserve">Как называется файл </w:t>
@@ -3603,6 +4085,8 @@
         <w:rPr>
           <w:b/>
           <w:bCs/>
+          <w:sz w:val="28"/>
+          <w:szCs w:val="28"/>
           <w:lang w:val="ru-RU"/>
         </w:rPr>
         <w:t>бекапа</w:t>
@@ -3612,6 +4096,8 @@
         <w:rPr>
           <w:b/>
           <w:bCs/>
+          <w:sz w:val="28"/>
+          <w:szCs w:val="28"/>
           <w:lang w:val="ru-RU"/>
         </w:rPr>
         <w:t xml:space="preserve"> для </w:t>
@@ -3619,8 +4105,11 @@
       <w:r>
         <w:rPr>
           <w:rStyle w:val="HTML"/>
+          <w:rFonts w:ascii="Times New Roman" w:hAnsi="Times New Roman" w:cs="Times New Roman"/>
           <w:b/>
           <w:bCs/>
+          <w:sz w:val="28"/>
+          <w:szCs w:val="28"/>
           <w:lang w:val="ru-RU"/>
         </w:rPr>
         <w:t>/</w:t>
@@ -3629,8 +4118,11 @@
       <w:r>
         <w:rPr>
           <w:rStyle w:val="HTML"/>
+          <w:rFonts w:ascii="Times New Roman" w:hAnsi="Times New Roman" w:cs="Times New Roman"/>
           <w:b/>
           <w:bCs/>
+          <w:sz w:val="28"/>
+          <w:szCs w:val="28"/>
         </w:rPr>
         <w:t>etc</w:t>
       </w:r>
@@ -3638,8 +4130,11 @@
       <w:r>
         <w:rPr>
           <w:rStyle w:val="HTML"/>
+          <w:rFonts w:ascii="Times New Roman" w:hAnsi="Times New Roman" w:cs="Times New Roman"/>
           <w:b/>
           <w:bCs/>
+          <w:sz w:val="28"/>
+          <w:szCs w:val="28"/>
           <w:lang w:val="ru-RU"/>
         </w:rPr>
         <w:t>/</w:t>
@@ -3647,8 +4142,11 @@
       <w:r>
         <w:rPr>
           <w:rStyle w:val="HTML"/>
+          <w:rFonts w:ascii="Times New Roman" w:hAnsi="Times New Roman" w:cs="Times New Roman"/>
           <w:b/>
           <w:bCs/>
+          <w:sz w:val="28"/>
+          <w:szCs w:val="28"/>
         </w:rPr>
         <w:t>shadow</w:t>
       </w:r>
@@ -3656,6 +4154,8 @@
         <w:rPr>
           <w:b/>
           <w:bCs/>
+          <w:sz w:val="28"/>
+          <w:szCs w:val="28"/>
           <w:lang w:val="ru-RU"/>
         </w:rPr>
         <w:t>?</w:t>
@@ -3666,11 +4166,15 @@
         <w:pStyle w:val="a4"/>
         <w:ind w:left="360"/>
         <w:rPr>
-          <w:lang w:val="ru-RU"/>
-        </w:rPr>
-      </w:pPr>
-      <w:r>
-        <w:rPr>
+          <w:sz w:val="28"/>
+          <w:szCs w:val="28"/>
+          <w:lang w:val="ru-RU"/>
+        </w:rPr>
+      </w:pPr>
+      <w:r>
+        <w:rPr>
+          <w:sz w:val="28"/>
+          <w:szCs w:val="28"/>
           <w:lang w:val="ru-RU"/>
         </w:rPr>
         <w:t xml:space="preserve">Он называется </w:t>
@@ -3678,6 +4182,9 @@
       <w:r>
         <w:rPr>
           <w:rStyle w:val="HTML"/>
+          <w:rFonts w:ascii="Times New Roman" w:hAnsi="Times New Roman" w:cs="Times New Roman"/>
+          <w:sz w:val="28"/>
+          <w:szCs w:val="28"/>
           <w:lang w:val="ru-RU"/>
         </w:rPr>
         <w:t>/</w:t>
@@ -3686,6 +4193,9 @@
       <w:r>
         <w:rPr>
           <w:rStyle w:val="HTML"/>
+          <w:rFonts w:ascii="Times New Roman" w:hAnsi="Times New Roman" w:cs="Times New Roman"/>
+          <w:sz w:val="28"/>
+          <w:szCs w:val="28"/>
         </w:rPr>
         <w:t>etc</w:t>
       </w:r>
@@ -3693,6 +4203,9 @@
       <w:r>
         <w:rPr>
           <w:rStyle w:val="HTML"/>
+          <w:rFonts w:ascii="Times New Roman" w:hAnsi="Times New Roman" w:cs="Times New Roman"/>
+          <w:sz w:val="28"/>
+          <w:szCs w:val="28"/>
           <w:lang w:val="ru-RU"/>
         </w:rPr>
         <w:t>/</w:t>
@@ -3700,18 +4213,26 @@
       <w:r>
         <w:rPr>
           <w:rStyle w:val="HTML"/>
+          <w:rFonts w:ascii="Times New Roman" w:hAnsi="Times New Roman" w:cs="Times New Roman"/>
+          <w:sz w:val="28"/>
+          <w:szCs w:val="28"/>
         </w:rPr>
         <w:t>shadow</w:t>
       </w:r>
       <w:r>
         <w:rPr>
           <w:rStyle w:val="HTML"/>
+          <w:rFonts w:ascii="Times New Roman" w:hAnsi="Times New Roman" w:cs="Times New Roman"/>
+          <w:sz w:val="28"/>
+          <w:szCs w:val="28"/>
           <w:lang w:val="ru-RU"/>
         </w:rPr>
         <w:t>-</w:t>
       </w:r>
       <w:r>
         <w:rPr>
+          <w:sz w:val="28"/>
+          <w:szCs w:val="28"/>
           <w:lang w:val="ru-RU"/>
         </w:rPr>
         <w:t xml:space="preserve"> (файл с дефисом на конце). Аналогичные </w:t>
@@ -3719,6 +4240,8 @@
       <w:proofErr w:type="spellStart"/>
       <w:r>
         <w:rPr>
+          <w:sz w:val="28"/>
+          <w:szCs w:val="28"/>
           <w:lang w:val="ru-RU"/>
         </w:rPr>
         <w:t>бэкапы</w:t>
@@ -3726,6 +4249,8 @@
       <w:proofErr w:type="spellEnd"/>
       <w:r>
         <w:rPr>
+          <w:sz w:val="28"/>
+          <w:szCs w:val="28"/>
           <w:lang w:val="ru-RU"/>
         </w:rPr>
         <w:t xml:space="preserve"> есть и у других файлов (например, </w:t>
@@ -3733,18 +4258,26 @@
       <w:r>
         <w:rPr>
           <w:rStyle w:val="HTML"/>
+          <w:rFonts w:ascii="Times New Roman" w:hAnsi="Times New Roman" w:cs="Times New Roman"/>
+          <w:sz w:val="28"/>
+          <w:szCs w:val="28"/>
         </w:rPr>
         <w:t>passwd</w:t>
       </w:r>
       <w:r>
         <w:rPr>
           <w:rStyle w:val="HTML"/>
+          <w:rFonts w:ascii="Times New Roman" w:hAnsi="Times New Roman" w:cs="Times New Roman"/>
+          <w:sz w:val="28"/>
+          <w:szCs w:val="28"/>
           <w:lang w:val="ru-RU"/>
         </w:rPr>
         <w:t>-</w:t>
       </w:r>
       <w:r>
         <w:rPr>
+          <w:sz w:val="28"/>
+          <w:szCs w:val="28"/>
           <w:lang w:val="ru-RU"/>
         </w:rPr>
         <w:t>).</w:t>
@@ -3758,6 +4291,8 @@
           <w:numId w:val="6"/>
         </w:numPr>
         <w:rPr>
+          <w:sz w:val="28"/>
+          <w:szCs w:val="28"/>
           <w:lang w:val="ru-RU"/>
         </w:rPr>
       </w:pPr>
@@ -3765,6 +4300,8 @@
         <w:rPr>
           <w:b/>
           <w:bCs/>
+          <w:sz w:val="28"/>
+          <w:szCs w:val="28"/>
           <w:lang w:val="ru-RU"/>
         </w:rPr>
         <w:t>Что означает «</w:t>
@@ -3773,6 +4310,8 @@
         <w:rPr>
           <w:b/>
           <w:bCs/>
+          <w:sz w:val="28"/>
+          <w:szCs w:val="28"/>
         </w:rPr>
         <w:t>x</w:t>
       </w:r>
@@ -3780,6 +4319,8 @@
         <w:rPr>
           <w:b/>
           <w:bCs/>
+          <w:sz w:val="28"/>
+          <w:szCs w:val="28"/>
           <w:lang w:val="ru-RU"/>
         </w:rPr>
         <w:t xml:space="preserve">» в поле пароля в файле </w:t>
@@ -3787,8 +4328,11 @@
       <w:r>
         <w:rPr>
           <w:rStyle w:val="HTML"/>
+          <w:rFonts w:ascii="Times New Roman" w:hAnsi="Times New Roman" w:cs="Times New Roman"/>
           <w:b/>
           <w:bCs/>
+          <w:sz w:val="28"/>
+          <w:szCs w:val="28"/>
           <w:lang w:val="ru-RU"/>
         </w:rPr>
         <w:t>/</w:t>
@@ -3797,8 +4341,11 @@
       <w:r>
         <w:rPr>
           <w:rStyle w:val="HTML"/>
+          <w:rFonts w:ascii="Times New Roman" w:hAnsi="Times New Roman" w:cs="Times New Roman"/>
           <w:b/>
           <w:bCs/>
+          <w:sz w:val="28"/>
+          <w:szCs w:val="28"/>
         </w:rPr>
         <w:t>etc</w:t>
       </w:r>
@@ -3806,8 +4353,11 @@
       <w:r>
         <w:rPr>
           <w:rStyle w:val="HTML"/>
+          <w:rFonts w:ascii="Times New Roman" w:hAnsi="Times New Roman" w:cs="Times New Roman"/>
           <w:b/>
           <w:bCs/>
+          <w:sz w:val="28"/>
+          <w:szCs w:val="28"/>
           <w:lang w:val="ru-RU"/>
         </w:rPr>
         <w:t>/</w:t>
@@ -3815,8 +4365,11 @@
       <w:r>
         <w:rPr>
           <w:rStyle w:val="HTML"/>
+          <w:rFonts w:ascii="Times New Roman" w:hAnsi="Times New Roman" w:cs="Times New Roman"/>
           <w:b/>
           <w:bCs/>
+          <w:sz w:val="28"/>
+          <w:szCs w:val="28"/>
         </w:rPr>
         <w:t>passwd</w:t>
       </w:r>
@@ -3824,6 +4377,8 @@
         <w:rPr>
           <w:b/>
           <w:bCs/>
+          <w:sz w:val="28"/>
+          <w:szCs w:val="28"/>
           <w:lang w:val="ru-RU"/>
         </w:rPr>
         <w:t>?</w:t>
@@ -3834,11 +4389,15 @@
         <w:pStyle w:val="a4"/>
         <w:ind w:left="360"/>
         <w:rPr>
-          <w:lang w:val="ru-RU"/>
-        </w:rPr>
-      </w:pPr>
-      <w:r>
-        <w:rPr>
+          <w:sz w:val="28"/>
+          <w:szCs w:val="28"/>
+          <w:lang w:val="ru-RU"/>
+        </w:rPr>
+      </w:pPr>
+      <w:r>
+        <w:rPr>
+          <w:sz w:val="28"/>
+          <w:szCs w:val="28"/>
           <w:lang w:val="ru-RU"/>
         </w:rPr>
         <w:t xml:space="preserve">Символ </w:t>
@@ -3846,11 +4405,16 @@
       <w:r>
         <w:rPr>
           <w:rStyle w:val="HTML"/>
+          <w:rFonts w:ascii="Times New Roman" w:hAnsi="Times New Roman" w:cs="Times New Roman"/>
+          <w:sz w:val="28"/>
+          <w:szCs w:val="28"/>
         </w:rPr>
         <w:t>x</w:t>
       </w:r>
       <w:r>
         <w:rPr>
+          <w:sz w:val="28"/>
+          <w:szCs w:val="28"/>
           <w:lang w:val="ru-RU"/>
         </w:rPr>
         <w:t xml:space="preserve"> означает, что в системе используются </w:t>
@@ -3859,30 +4423,46 @@
         <w:rPr>
           <w:b/>
           <w:bCs/>
+          <w:sz w:val="28"/>
+          <w:szCs w:val="28"/>
           <w:lang w:val="ru-RU"/>
         </w:rPr>
         <w:t>скрытые пароли</w:t>
       </w:r>
       <w:r>
         <w:rPr>
+          <w:sz w:val="28"/>
+          <w:szCs w:val="28"/>
           <w:lang w:val="ru-RU"/>
         </w:rPr>
         <w:t xml:space="preserve"> (</w:t>
       </w:r>
       <w:r>
+        <w:rPr>
+          <w:sz w:val="28"/>
+          <w:szCs w:val="28"/>
+        </w:rPr>
         <w:t>shadow</w:t>
       </w:r>
       <w:r>
         <w:rPr>
+          <w:sz w:val="28"/>
+          <w:szCs w:val="28"/>
           <w:lang w:val="ru-RU"/>
         </w:rPr>
         <w:t xml:space="preserve"> </w:t>
       </w:r>
       <w:r>
+        <w:rPr>
+          <w:sz w:val="28"/>
+          <w:szCs w:val="28"/>
+        </w:rPr>
         <w:t>passwords</w:t>
       </w:r>
       <w:r>
         <w:rPr>
+          <w:sz w:val="28"/>
+          <w:szCs w:val="28"/>
           <w:lang w:val="ru-RU"/>
         </w:rPr>
         <w:t xml:space="preserve">). Это указывает системе, что </w:t>
@@ -3890,6 +4470,8 @@
       <w:proofErr w:type="spellStart"/>
       <w:r>
         <w:rPr>
+          <w:sz w:val="28"/>
+          <w:szCs w:val="28"/>
           <w:lang w:val="ru-RU"/>
         </w:rPr>
         <w:t>хеш</w:t>
@@ -3897,6 +4479,8 @@
       <w:proofErr w:type="spellEnd"/>
       <w:r>
         <w:rPr>
+          <w:sz w:val="28"/>
+          <w:szCs w:val="28"/>
           <w:lang w:val="ru-RU"/>
         </w:rPr>
         <w:t xml:space="preserve"> пароля нужно искать не здесь, а в защищенном файле </w:t>
@@ -3904,6 +4488,9 @@
       <w:r>
         <w:rPr>
           <w:rStyle w:val="HTML"/>
+          <w:rFonts w:ascii="Times New Roman" w:hAnsi="Times New Roman" w:cs="Times New Roman"/>
+          <w:sz w:val="28"/>
+          <w:szCs w:val="28"/>
           <w:lang w:val="ru-RU"/>
         </w:rPr>
         <w:t>/</w:t>
@@ -3912,6 +4499,9 @@
       <w:r>
         <w:rPr>
           <w:rStyle w:val="HTML"/>
+          <w:rFonts w:ascii="Times New Roman" w:hAnsi="Times New Roman" w:cs="Times New Roman"/>
+          <w:sz w:val="28"/>
+          <w:szCs w:val="28"/>
         </w:rPr>
         <w:t>etc</w:t>
       </w:r>
@@ -3919,6 +4509,9 @@
       <w:r>
         <w:rPr>
           <w:rStyle w:val="HTML"/>
+          <w:rFonts w:ascii="Times New Roman" w:hAnsi="Times New Roman" w:cs="Times New Roman"/>
+          <w:sz w:val="28"/>
+          <w:szCs w:val="28"/>
           <w:lang w:val="ru-RU"/>
         </w:rPr>
         <w:t>/</w:t>
@@ -3926,11 +4519,16 @@
       <w:r>
         <w:rPr>
           <w:rStyle w:val="HTML"/>
+          <w:rFonts w:ascii="Times New Roman" w:hAnsi="Times New Roman" w:cs="Times New Roman"/>
+          <w:sz w:val="28"/>
+          <w:szCs w:val="28"/>
         </w:rPr>
         <w:t>shadow</w:t>
       </w:r>
       <w:r>
         <w:rPr>
+          <w:sz w:val="28"/>
+          <w:szCs w:val="28"/>
           <w:lang w:val="ru-RU"/>
         </w:rPr>
         <w:t>, который доступен для чтения только суперпользователю.</w:t>
@@ -3944,6 +4542,8 @@
           <w:numId w:val="6"/>
         </w:numPr>
         <w:rPr>
+          <w:sz w:val="28"/>
+          <w:szCs w:val="28"/>
           <w:lang w:val="ru-RU"/>
         </w:rPr>
       </w:pPr>
@@ -3951,6 +4551,8 @@
         <w:rPr>
           <w:b/>
           <w:bCs/>
+          <w:sz w:val="28"/>
+          <w:szCs w:val="28"/>
           <w:lang w:val="ru-RU"/>
         </w:rPr>
         <w:t xml:space="preserve">В каком файле хранятся настройки диапазонов </w:t>
@@ -3959,6 +4561,8 @@
         <w:rPr>
           <w:b/>
           <w:bCs/>
+          <w:sz w:val="28"/>
+          <w:szCs w:val="28"/>
         </w:rPr>
         <w:t>UID</w:t>
       </w:r>
@@ -3966,6 +4570,8 @@
         <w:rPr>
           <w:b/>
           <w:bCs/>
+          <w:sz w:val="28"/>
+          <w:szCs w:val="28"/>
           <w:lang w:val="ru-RU"/>
         </w:rPr>
         <w:t xml:space="preserve">, </w:t>
@@ -3974,6 +4580,8 @@
         <w:rPr>
           <w:b/>
           <w:bCs/>
+          <w:sz w:val="28"/>
+          <w:szCs w:val="28"/>
         </w:rPr>
         <w:t>GID</w:t>
       </w:r>
@@ -3981,6 +4589,8 @@
         <w:rPr>
           <w:b/>
           <w:bCs/>
+          <w:sz w:val="28"/>
+          <w:szCs w:val="28"/>
           <w:lang w:val="ru-RU"/>
         </w:rPr>
         <w:t>?</w:t>
@@ -3991,11 +4601,15 @@
         <w:pStyle w:val="a4"/>
         <w:ind w:left="360"/>
         <w:rPr>
-          <w:lang w:val="ru-RU"/>
-        </w:rPr>
-      </w:pPr>
-      <w:r>
-        <w:rPr>
+          <w:sz w:val="28"/>
+          <w:szCs w:val="28"/>
+          <w:lang w:val="ru-RU"/>
+        </w:rPr>
+      </w:pPr>
+      <w:r>
+        <w:rPr>
+          <w:sz w:val="28"/>
+          <w:szCs w:val="28"/>
           <w:lang w:val="ru-RU"/>
         </w:rPr>
         <w:t xml:space="preserve">В файле </w:t>
@@ -4003,6 +4617,9 @@
       <w:r>
         <w:rPr>
           <w:rStyle w:val="HTML"/>
+          <w:rFonts w:ascii="Times New Roman" w:hAnsi="Times New Roman" w:cs="Times New Roman"/>
+          <w:sz w:val="28"/>
+          <w:szCs w:val="28"/>
           <w:lang w:val="ru-RU"/>
         </w:rPr>
         <w:t>/</w:t>
@@ -4011,6 +4628,9 @@
       <w:r>
         <w:rPr>
           <w:rStyle w:val="HTML"/>
+          <w:rFonts w:ascii="Times New Roman" w:hAnsi="Times New Roman" w:cs="Times New Roman"/>
+          <w:sz w:val="28"/>
+          <w:szCs w:val="28"/>
         </w:rPr>
         <w:t>etc</w:t>
       </w:r>
@@ -4018,6 +4638,9 @@
       <w:r>
         <w:rPr>
           <w:rStyle w:val="HTML"/>
+          <w:rFonts w:ascii="Times New Roman" w:hAnsi="Times New Roman" w:cs="Times New Roman"/>
+          <w:sz w:val="28"/>
+          <w:szCs w:val="28"/>
           <w:lang w:val="ru-RU"/>
         </w:rPr>
         <w:t>/</w:t>
@@ -4025,12 +4648,18 @@
       <w:r>
         <w:rPr>
           <w:rStyle w:val="HTML"/>
+          <w:rFonts w:ascii="Times New Roman" w:hAnsi="Times New Roman" w:cs="Times New Roman"/>
+          <w:sz w:val="28"/>
+          <w:szCs w:val="28"/>
         </w:rPr>
         <w:t>login</w:t>
       </w:r>
       <w:r>
         <w:rPr>
           <w:rStyle w:val="HTML"/>
+          <w:rFonts w:ascii="Times New Roman" w:hAnsi="Times New Roman" w:cs="Times New Roman"/>
+          <w:sz w:val="28"/>
+          <w:szCs w:val="28"/>
           <w:lang w:val="ru-RU"/>
         </w:rPr>
         <w:t>.</w:t>
@@ -4039,12 +4668,17 @@
       <w:r>
         <w:rPr>
           <w:rStyle w:val="HTML"/>
+          <w:rFonts w:ascii="Times New Roman" w:hAnsi="Times New Roman" w:cs="Times New Roman"/>
+          <w:sz w:val="28"/>
+          <w:szCs w:val="28"/>
         </w:rPr>
         <w:t>defs</w:t>
       </w:r>
       <w:proofErr w:type="spellEnd"/>
       <w:r>
         <w:rPr>
+          <w:sz w:val="28"/>
+          <w:szCs w:val="28"/>
           <w:lang w:val="ru-RU"/>
         </w:rPr>
         <w:t xml:space="preserve">. Именно там прописаны параметры </w:t>
@@ -4052,12 +4686,18 @@
       <w:r>
         <w:rPr>
           <w:rStyle w:val="HTML"/>
+          <w:rFonts w:ascii="Times New Roman" w:hAnsi="Times New Roman" w:cs="Times New Roman"/>
+          <w:sz w:val="28"/>
+          <w:szCs w:val="28"/>
         </w:rPr>
         <w:t>UID</w:t>
       </w:r>
       <w:r>
         <w:rPr>
           <w:rStyle w:val="HTML"/>
+          <w:rFonts w:ascii="Times New Roman" w:hAnsi="Times New Roman" w:cs="Times New Roman"/>
+          <w:sz w:val="28"/>
+          <w:szCs w:val="28"/>
           <w:lang w:val="ru-RU"/>
         </w:rPr>
         <w:t>_</w:t>
@@ -4065,11 +4705,16 @@
       <w:r>
         <w:rPr>
           <w:rStyle w:val="HTML"/>
+          <w:rFonts w:ascii="Times New Roman" w:hAnsi="Times New Roman" w:cs="Times New Roman"/>
+          <w:sz w:val="28"/>
+          <w:szCs w:val="28"/>
         </w:rPr>
         <w:t>MIN</w:t>
       </w:r>
       <w:r>
         <w:rPr>
+          <w:sz w:val="28"/>
+          <w:szCs w:val="28"/>
           <w:lang w:val="ru-RU"/>
         </w:rPr>
         <w:t xml:space="preserve">, </w:t>
@@ -4077,12 +4722,18 @@
       <w:r>
         <w:rPr>
           <w:rStyle w:val="HTML"/>
+          <w:rFonts w:ascii="Times New Roman" w:hAnsi="Times New Roman" w:cs="Times New Roman"/>
+          <w:sz w:val="28"/>
+          <w:szCs w:val="28"/>
         </w:rPr>
         <w:t>UID</w:t>
       </w:r>
       <w:r>
         <w:rPr>
           <w:rStyle w:val="HTML"/>
+          <w:rFonts w:ascii="Times New Roman" w:hAnsi="Times New Roman" w:cs="Times New Roman"/>
+          <w:sz w:val="28"/>
+          <w:szCs w:val="28"/>
           <w:lang w:val="ru-RU"/>
         </w:rPr>
         <w:t>_</w:t>
@@ -4090,11 +4741,16 @@
       <w:r>
         <w:rPr>
           <w:rStyle w:val="HTML"/>
+          <w:rFonts w:ascii="Times New Roman" w:hAnsi="Times New Roman" w:cs="Times New Roman"/>
+          <w:sz w:val="28"/>
+          <w:szCs w:val="28"/>
         </w:rPr>
         <w:t>MAX</w:t>
       </w:r>
       <w:r>
         <w:rPr>
+          <w:sz w:val="28"/>
+          <w:szCs w:val="28"/>
           <w:lang w:val="ru-RU"/>
         </w:rPr>
         <w:t xml:space="preserve">, </w:t>
@@ -4102,12 +4758,18 @@
       <w:r>
         <w:rPr>
           <w:rStyle w:val="HTML"/>
+          <w:rFonts w:ascii="Times New Roman" w:hAnsi="Times New Roman" w:cs="Times New Roman"/>
+          <w:sz w:val="28"/>
+          <w:szCs w:val="28"/>
         </w:rPr>
         <w:t>GID</w:t>
       </w:r>
       <w:r>
         <w:rPr>
           <w:rStyle w:val="HTML"/>
+          <w:rFonts w:ascii="Times New Roman" w:hAnsi="Times New Roman" w:cs="Times New Roman"/>
+          <w:sz w:val="28"/>
+          <w:szCs w:val="28"/>
           <w:lang w:val="ru-RU"/>
         </w:rPr>
         <w:t>_</w:t>
@@ -4115,11 +4777,16 @@
       <w:r>
         <w:rPr>
           <w:rStyle w:val="HTML"/>
+          <w:rFonts w:ascii="Times New Roman" w:hAnsi="Times New Roman" w:cs="Times New Roman"/>
+          <w:sz w:val="28"/>
+          <w:szCs w:val="28"/>
         </w:rPr>
         <w:t>MIN</w:t>
       </w:r>
       <w:r>
         <w:rPr>
+          <w:sz w:val="28"/>
+          <w:szCs w:val="28"/>
           <w:lang w:val="ru-RU"/>
         </w:rPr>
         <w:t xml:space="preserve"> и </w:t>
@@ -4127,12 +4794,18 @@
       <w:r>
         <w:rPr>
           <w:rStyle w:val="HTML"/>
+          <w:rFonts w:ascii="Times New Roman" w:hAnsi="Times New Roman" w:cs="Times New Roman"/>
+          <w:sz w:val="28"/>
+          <w:szCs w:val="28"/>
         </w:rPr>
         <w:t>GID</w:t>
       </w:r>
       <w:r>
         <w:rPr>
           <w:rStyle w:val="HTML"/>
+          <w:rFonts w:ascii="Times New Roman" w:hAnsi="Times New Roman" w:cs="Times New Roman"/>
+          <w:sz w:val="28"/>
+          <w:szCs w:val="28"/>
           <w:lang w:val="ru-RU"/>
         </w:rPr>
         <w:t>_</w:t>
@@ -4140,11 +4813,16 @@
       <w:r>
         <w:rPr>
           <w:rStyle w:val="HTML"/>
+          <w:rFonts w:ascii="Times New Roman" w:hAnsi="Times New Roman" w:cs="Times New Roman"/>
+          <w:sz w:val="28"/>
+          <w:szCs w:val="28"/>
         </w:rPr>
         <w:t>MAX</w:t>
       </w:r>
       <w:r>
         <w:rPr>
+          <w:sz w:val="28"/>
+          <w:szCs w:val="28"/>
           <w:lang w:val="ru-RU"/>
         </w:rPr>
         <w:t>.</w:t>
@@ -4158,6 +4836,8 @@
           <w:numId w:val="6"/>
         </w:numPr>
         <w:rPr>
+          <w:sz w:val="28"/>
+          <w:szCs w:val="28"/>
           <w:lang w:val="ru-RU"/>
         </w:rPr>
       </w:pPr>
@@ -4165,16 +4845,22 @@
         <w:rPr>
           <w:b/>
           <w:bCs/>
-          <w:lang w:val="ru-RU"/>
-        </w:rPr>
+          <w:sz w:val="28"/>
+          <w:szCs w:val="28"/>
+          <w:lang w:val="ru-RU"/>
+        </w:rPr>
+        <w:lastRenderedPageBreak/>
         <w:t xml:space="preserve">Что делает команда </w:t>
       </w:r>
       <w:proofErr w:type="spellStart"/>
       <w:r>
         <w:rPr>
           <w:rStyle w:val="HTML"/>
+          <w:rFonts w:ascii="Times New Roman" w:hAnsi="Times New Roman" w:cs="Times New Roman"/>
           <w:b/>
           <w:bCs/>
+          <w:sz w:val="28"/>
+          <w:szCs w:val="28"/>
         </w:rPr>
         <w:t>useradd</w:t>
       </w:r>
@@ -4182,8 +4868,11 @@
       <w:r>
         <w:rPr>
           <w:rStyle w:val="HTML"/>
+          <w:rFonts w:ascii="Times New Roman" w:hAnsi="Times New Roman" w:cs="Times New Roman"/>
           <w:b/>
           <w:bCs/>
+          <w:sz w:val="28"/>
+          <w:szCs w:val="28"/>
           <w:lang w:val="ru-RU"/>
         </w:rPr>
         <w:t xml:space="preserve"> -</w:t>
@@ -4191,8 +4880,11 @@
       <w:r>
         <w:rPr>
           <w:rStyle w:val="HTML"/>
+          <w:rFonts w:ascii="Times New Roman" w:hAnsi="Times New Roman" w:cs="Times New Roman"/>
           <w:b/>
           <w:bCs/>
+          <w:sz w:val="28"/>
+          <w:szCs w:val="28"/>
         </w:rPr>
         <w:t>D</w:t>
       </w:r>
@@ -4200,6 +4892,8 @@
         <w:rPr>
           <w:b/>
           <w:bCs/>
+          <w:sz w:val="28"/>
+          <w:szCs w:val="28"/>
           <w:lang w:val="ru-RU"/>
         </w:rPr>
         <w:t>?</w:t>
@@ -4210,11 +4904,15 @@
         <w:pStyle w:val="a4"/>
         <w:ind w:left="360"/>
         <w:rPr>
-          <w:lang w:val="ru-RU"/>
-        </w:rPr>
-      </w:pPr>
-      <w:r>
-        <w:rPr>
+          <w:sz w:val="28"/>
+          <w:szCs w:val="28"/>
+          <w:lang w:val="ru-RU"/>
+        </w:rPr>
+      </w:pPr>
+      <w:r>
+        <w:rPr>
+          <w:sz w:val="28"/>
+          <w:szCs w:val="28"/>
           <w:lang w:val="ru-RU"/>
         </w:rPr>
         <w:t xml:space="preserve">Она выводит (или изменяет, если добавить другие ключи) </w:t>
@@ -4223,12 +4921,16 @@
         <w:rPr>
           <w:b/>
           <w:bCs/>
+          <w:sz w:val="28"/>
+          <w:szCs w:val="28"/>
           <w:lang w:val="ru-RU"/>
         </w:rPr>
         <w:t>настройки по умолчанию</w:t>
       </w:r>
       <w:r>
         <w:rPr>
+          <w:sz w:val="28"/>
+          <w:szCs w:val="28"/>
           <w:lang w:val="ru-RU"/>
         </w:rPr>
         <w:t>, которые будут применяться ко всем новым пользователям (например, используемая оболочка, путь к домашнему каталогу, группа по умолчанию).</w:t>
@@ -4242,6 +4944,8 @@
           <w:numId w:val="6"/>
         </w:numPr>
         <w:rPr>
+          <w:sz w:val="28"/>
+          <w:szCs w:val="28"/>
           <w:lang w:val="ru-RU"/>
         </w:rPr>
       </w:pPr>
@@ -4249,6 +4953,8 @@
         <w:rPr>
           <w:b/>
           <w:bCs/>
+          <w:sz w:val="28"/>
+          <w:szCs w:val="28"/>
           <w:lang w:val="ru-RU"/>
         </w:rPr>
         <w:t xml:space="preserve">Какой </w:t>
@@ -4257,6 +4963,8 @@
         <w:rPr>
           <w:b/>
           <w:bCs/>
+          <w:sz w:val="28"/>
+          <w:szCs w:val="28"/>
         </w:rPr>
         <w:t>UID</w:t>
       </w:r>
@@ -4264,6 +4972,8 @@
         <w:rPr>
           <w:b/>
           <w:bCs/>
+          <w:sz w:val="28"/>
+          <w:szCs w:val="28"/>
           <w:lang w:val="ru-RU"/>
         </w:rPr>
         <w:t xml:space="preserve"> присвоится первому созданному пользователю в системе?</w:t>
@@ -4274,30 +4984,45 @@
         <w:pStyle w:val="a4"/>
         <w:ind w:left="360"/>
         <w:rPr>
-          <w:lang w:val="ru-RU"/>
-        </w:rPr>
-      </w:pPr>
-      <w:r>
-        <w:rPr>
-          <w:lang w:val="ru-RU"/>
-        </w:rPr>
-        <w:lastRenderedPageBreak/>
+          <w:sz w:val="28"/>
+          <w:szCs w:val="28"/>
+          <w:lang w:val="ru-RU"/>
+        </w:rPr>
+      </w:pPr>
+      <w:r>
+        <w:rPr>
+          <w:sz w:val="28"/>
+          <w:szCs w:val="28"/>
+          <w:lang w:val="ru-RU"/>
+        </w:rPr>
         <w:t xml:space="preserve">В большинстве современных дистрибутивов (включая </w:t>
       </w:r>
       <w:r>
+        <w:rPr>
+          <w:sz w:val="28"/>
+          <w:szCs w:val="28"/>
+        </w:rPr>
         <w:t>Astra</w:t>
       </w:r>
       <w:r>
         <w:rPr>
+          <w:sz w:val="28"/>
+          <w:szCs w:val="28"/>
           <w:lang w:val="ru-RU"/>
         </w:rPr>
         <w:t xml:space="preserve"> </w:t>
       </w:r>
       <w:r>
+        <w:rPr>
+          <w:sz w:val="28"/>
+          <w:szCs w:val="28"/>
+        </w:rPr>
         <w:t>Linux</w:t>
       </w:r>
       <w:r>
         <w:rPr>
+          <w:sz w:val="28"/>
+          <w:szCs w:val="28"/>
           <w:lang w:val="ru-RU"/>
         </w:rPr>
         <w:t xml:space="preserve">) первому обычному пользователю присваивается </w:t>
@@ -4306,6 +5031,8 @@
         <w:rPr>
           <w:b/>
           <w:bCs/>
+          <w:sz w:val="28"/>
+          <w:szCs w:val="28"/>
         </w:rPr>
         <w:t>UID</w:t>
       </w:r>
@@ -4313,12 +5040,16 @@
         <w:rPr>
           <w:b/>
           <w:bCs/>
+          <w:sz w:val="28"/>
+          <w:szCs w:val="28"/>
           <w:lang w:val="ru-RU"/>
         </w:rPr>
         <w:t xml:space="preserve"> 1000</w:t>
       </w:r>
       <w:r>
         <w:rPr>
+          <w:sz w:val="28"/>
+          <w:szCs w:val="28"/>
           <w:lang w:val="ru-RU"/>
         </w:rPr>
         <w:t>. Идентификаторы от 0 до 999 зарезервированы для системы и системных служб.</w:t>
@@ -4332,6 +5063,8 @@
           <w:numId w:val="6"/>
         </w:numPr>
         <w:rPr>
+          <w:sz w:val="28"/>
+          <w:szCs w:val="28"/>
           <w:lang w:val="ru-RU"/>
         </w:rPr>
       </w:pPr>
@@ -4339,6 +5072,8 @@
         <w:rPr>
           <w:b/>
           <w:bCs/>
+          <w:sz w:val="28"/>
+          <w:szCs w:val="28"/>
           <w:lang w:val="ru-RU"/>
         </w:rPr>
         <w:t>Какие две команды могут быть использованы для блокировки и разблокировки пользователя?</w:t>
@@ -4349,11 +5084,15 @@
         <w:pStyle w:val="a4"/>
         <w:ind w:firstLine="360"/>
         <w:rPr>
-          <w:lang w:val="ru-RU"/>
-        </w:rPr>
-      </w:pPr>
-      <w:r>
-        <w:rPr>
+          <w:sz w:val="28"/>
+          <w:szCs w:val="28"/>
+          <w:lang w:val="ru-RU"/>
+        </w:rPr>
+      </w:pPr>
+      <w:r>
+        <w:rPr>
+          <w:sz w:val="28"/>
+          <w:szCs w:val="28"/>
           <w:lang w:val="ru-RU"/>
         </w:rPr>
         <w:t xml:space="preserve">Команда </w:t>
@@ -4362,12 +5101,17 @@
       <w:r>
         <w:rPr>
           <w:rStyle w:val="HTML"/>
+          <w:rFonts w:ascii="Times New Roman" w:hAnsi="Times New Roman" w:cs="Times New Roman"/>
+          <w:sz w:val="28"/>
+          <w:szCs w:val="28"/>
         </w:rPr>
         <w:t>usermod</w:t>
       </w:r>
       <w:proofErr w:type="spellEnd"/>
       <w:r>
         <w:rPr>
+          <w:sz w:val="28"/>
+          <w:szCs w:val="28"/>
           <w:lang w:val="ru-RU"/>
         </w:rPr>
         <w:t xml:space="preserve"> (ключи </w:t>
@@ -4375,6 +5119,9 @@
       <w:r>
         <w:rPr>
           <w:rStyle w:val="HTML"/>
+          <w:rFonts w:ascii="Times New Roman" w:hAnsi="Times New Roman" w:cs="Times New Roman"/>
+          <w:sz w:val="28"/>
+          <w:szCs w:val="28"/>
           <w:lang w:val="ru-RU"/>
         </w:rPr>
         <w:t>-</w:t>
@@ -4382,11 +5129,16 @@
       <w:r>
         <w:rPr>
           <w:rStyle w:val="HTML"/>
+          <w:rFonts w:ascii="Times New Roman" w:hAnsi="Times New Roman" w:cs="Times New Roman"/>
+          <w:sz w:val="28"/>
+          <w:szCs w:val="28"/>
         </w:rPr>
         <w:t>L</w:t>
       </w:r>
       <w:r>
         <w:rPr>
+          <w:sz w:val="28"/>
+          <w:szCs w:val="28"/>
           <w:lang w:val="ru-RU"/>
         </w:rPr>
         <w:t xml:space="preserve"> для блокировки и </w:t>
@@ -4394,6 +5146,9 @@
       <w:r>
         <w:rPr>
           <w:rStyle w:val="HTML"/>
+          <w:rFonts w:ascii="Times New Roman" w:hAnsi="Times New Roman" w:cs="Times New Roman"/>
+          <w:sz w:val="28"/>
+          <w:szCs w:val="28"/>
           <w:lang w:val="ru-RU"/>
         </w:rPr>
         <w:t>-</w:t>
@@ -4401,11 +5156,16 @@
       <w:r>
         <w:rPr>
           <w:rStyle w:val="HTML"/>
+          <w:rFonts w:ascii="Times New Roman" w:hAnsi="Times New Roman" w:cs="Times New Roman"/>
+          <w:sz w:val="28"/>
+          <w:szCs w:val="28"/>
         </w:rPr>
         <w:t>U</w:t>
       </w:r>
       <w:r>
         <w:rPr>
+          <w:sz w:val="28"/>
+          <w:szCs w:val="28"/>
           <w:lang w:val="ru-RU"/>
         </w:rPr>
         <w:t xml:space="preserve"> для разблокировки).</w:t>
@@ -4416,11 +5176,15 @@
         <w:pStyle w:val="a4"/>
         <w:ind w:firstLine="360"/>
         <w:rPr>
-          <w:lang w:val="ru-RU"/>
-        </w:rPr>
-      </w:pPr>
-      <w:r>
-        <w:rPr>
+          <w:sz w:val="28"/>
+          <w:szCs w:val="28"/>
+          <w:lang w:val="ru-RU"/>
+        </w:rPr>
+      </w:pPr>
+      <w:r>
+        <w:rPr>
+          <w:sz w:val="28"/>
+          <w:szCs w:val="28"/>
           <w:lang w:val="ru-RU"/>
         </w:rPr>
         <w:t xml:space="preserve">Команда </w:t>
@@ -4428,11 +5192,16 @@
       <w:r>
         <w:rPr>
           <w:rStyle w:val="HTML"/>
+          <w:rFonts w:ascii="Times New Roman" w:hAnsi="Times New Roman" w:cs="Times New Roman"/>
+          <w:sz w:val="28"/>
+          <w:szCs w:val="28"/>
         </w:rPr>
         <w:t>passwd</w:t>
       </w:r>
       <w:r>
         <w:rPr>
+          <w:sz w:val="28"/>
+          <w:szCs w:val="28"/>
           <w:lang w:val="ru-RU"/>
         </w:rPr>
         <w:t xml:space="preserve"> (ключи </w:t>
@@ -4440,6 +5209,9 @@
       <w:r>
         <w:rPr>
           <w:rStyle w:val="HTML"/>
+          <w:rFonts w:ascii="Times New Roman" w:hAnsi="Times New Roman" w:cs="Times New Roman"/>
+          <w:sz w:val="28"/>
+          <w:szCs w:val="28"/>
           <w:lang w:val="ru-RU"/>
         </w:rPr>
         <w:t>-</w:t>
@@ -4447,11 +5219,16 @@
       <w:r>
         <w:rPr>
           <w:rStyle w:val="HTML"/>
+          <w:rFonts w:ascii="Times New Roman" w:hAnsi="Times New Roman" w:cs="Times New Roman"/>
+          <w:sz w:val="28"/>
+          <w:szCs w:val="28"/>
         </w:rPr>
         <w:t>l</w:t>
       </w:r>
       <w:r>
         <w:rPr>
+          <w:sz w:val="28"/>
+          <w:szCs w:val="28"/>
           <w:lang w:val="ru-RU"/>
         </w:rPr>
         <w:t xml:space="preserve"> для блокировки и </w:t>
@@ -4459,6 +5236,9 @@
       <w:r>
         <w:rPr>
           <w:rStyle w:val="HTML"/>
+          <w:rFonts w:ascii="Times New Roman" w:hAnsi="Times New Roman" w:cs="Times New Roman"/>
+          <w:sz w:val="28"/>
+          <w:szCs w:val="28"/>
           <w:lang w:val="ru-RU"/>
         </w:rPr>
         <w:t>-</w:t>
@@ -4466,11 +5246,16 @@
       <w:r>
         <w:rPr>
           <w:rStyle w:val="HTML"/>
+          <w:rFonts w:ascii="Times New Roman" w:hAnsi="Times New Roman" w:cs="Times New Roman"/>
+          <w:sz w:val="28"/>
+          <w:szCs w:val="28"/>
         </w:rPr>
         <w:t>u</w:t>
       </w:r>
       <w:r>
         <w:rPr>
+          <w:sz w:val="28"/>
+          <w:szCs w:val="28"/>
           <w:lang w:val="ru-RU"/>
         </w:rPr>
         <w:t xml:space="preserve"> для разблокировки).</w:t>
@@ -4484,6 +5269,8 @@
           <w:numId w:val="6"/>
         </w:numPr>
         <w:rPr>
+          <w:sz w:val="28"/>
+          <w:szCs w:val="28"/>
           <w:lang w:val="ru-RU"/>
         </w:rPr>
       </w:pPr>
@@ -4491,6 +5278,8 @@
         <w:rPr>
           <w:b/>
           <w:bCs/>
+          <w:sz w:val="28"/>
+          <w:szCs w:val="28"/>
           <w:lang w:val="ru-RU"/>
         </w:rPr>
         <w:t xml:space="preserve">Как заставить пользователя </w:t>
@@ -4500,6 +5289,8 @@
         <w:rPr>
           <w:b/>
           <w:bCs/>
+          <w:sz w:val="28"/>
+          <w:szCs w:val="28"/>
         </w:rPr>
         <w:t>iivanov</w:t>
       </w:r>
@@ -4508,6 +5299,8 @@
         <w:rPr>
           <w:b/>
           <w:bCs/>
+          <w:sz w:val="28"/>
+          <w:szCs w:val="28"/>
           <w:lang w:val="ru-RU"/>
         </w:rPr>
         <w:t xml:space="preserve"> принудительно сменить свой пароль при следующем входе?</w:t>
@@ -4518,11 +5311,15 @@
         <w:pStyle w:val="a4"/>
         <w:ind w:left="360"/>
         <w:rPr>
-          <w:lang w:val="ru-RU"/>
-        </w:rPr>
-      </w:pPr>
-      <w:r>
-        <w:rPr>
+          <w:sz w:val="28"/>
+          <w:szCs w:val="28"/>
+          <w:lang w:val="ru-RU"/>
+        </w:rPr>
+      </w:pPr>
+      <w:r>
+        <w:rPr>
+          <w:sz w:val="28"/>
+          <w:szCs w:val="28"/>
           <w:lang w:val="ru-RU"/>
         </w:rPr>
         <w:t xml:space="preserve">Нужно использовать команду: </w:t>
@@ -4531,6 +5328,9 @@
       <w:r>
         <w:rPr>
           <w:rStyle w:val="HTML"/>
+          <w:rFonts w:ascii="Times New Roman" w:hAnsi="Times New Roman" w:cs="Times New Roman"/>
+          <w:sz w:val="28"/>
+          <w:szCs w:val="28"/>
         </w:rPr>
         <w:t>sudo</w:t>
       </w:r>
@@ -4538,6 +5338,9 @@
       <w:r>
         <w:rPr>
           <w:rStyle w:val="HTML"/>
+          <w:rFonts w:ascii="Times New Roman" w:hAnsi="Times New Roman" w:cs="Times New Roman"/>
+          <w:sz w:val="28"/>
+          <w:szCs w:val="28"/>
           <w:lang w:val="ru-RU"/>
         </w:rPr>
         <w:t xml:space="preserve"> </w:t>
@@ -4546,6 +5349,9 @@
       <w:r>
         <w:rPr>
           <w:rStyle w:val="HTML"/>
+          <w:rFonts w:ascii="Times New Roman" w:hAnsi="Times New Roman" w:cs="Times New Roman"/>
+          <w:sz w:val="28"/>
+          <w:szCs w:val="28"/>
         </w:rPr>
         <w:t>chage</w:t>
       </w:r>
@@ -4553,6 +5359,9 @@
       <w:r>
         <w:rPr>
           <w:rStyle w:val="HTML"/>
+          <w:rFonts w:ascii="Times New Roman" w:hAnsi="Times New Roman" w:cs="Times New Roman"/>
+          <w:sz w:val="28"/>
+          <w:szCs w:val="28"/>
           <w:lang w:val="ru-RU"/>
         </w:rPr>
         <w:t xml:space="preserve"> -</w:t>
@@ -4560,12 +5369,18 @@
       <w:r>
         <w:rPr>
           <w:rStyle w:val="HTML"/>
+          <w:rFonts w:ascii="Times New Roman" w:hAnsi="Times New Roman" w:cs="Times New Roman"/>
+          <w:sz w:val="28"/>
+          <w:szCs w:val="28"/>
         </w:rPr>
         <w:t>d</w:t>
       </w:r>
       <w:r>
         <w:rPr>
           <w:rStyle w:val="HTML"/>
+          <w:rFonts w:ascii="Times New Roman" w:hAnsi="Times New Roman" w:cs="Times New Roman"/>
+          <w:sz w:val="28"/>
+          <w:szCs w:val="28"/>
           <w:lang w:val="ru-RU"/>
         </w:rPr>
         <w:t xml:space="preserve"> 0 </w:t>
@@ -4574,12 +5389,17 @@
       <w:r>
         <w:rPr>
           <w:rStyle w:val="HTML"/>
+          <w:rFonts w:ascii="Times New Roman" w:hAnsi="Times New Roman" w:cs="Times New Roman"/>
+          <w:sz w:val="28"/>
+          <w:szCs w:val="28"/>
         </w:rPr>
         <w:t>iivanov</w:t>
       </w:r>
       <w:proofErr w:type="spellEnd"/>
       <w:r>
         <w:rPr>
+          <w:sz w:val="28"/>
+          <w:szCs w:val="28"/>
           <w:lang w:val="ru-RU"/>
         </w:rPr>
         <w:t>.</w:t>
@@ -4590,11 +5410,15 @@
         <w:pStyle w:val="a4"/>
         <w:ind w:left="360"/>
         <w:rPr>
-          <w:lang w:val="ru-RU"/>
-        </w:rPr>
-      </w:pPr>
-      <w:r>
-        <w:rPr>
+          <w:sz w:val="28"/>
+          <w:szCs w:val="28"/>
+          <w:lang w:val="ru-RU"/>
+        </w:rPr>
+      </w:pPr>
+      <w:r>
+        <w:rPr>
+          <w:sz w:val="28"/>
+          <w:szCs w:val="28"/>
           <w:lang w:val="ru-RU"/>
         </w:rPr>
         <w:t xml:space="preserve">Параметр </w:t>
@@ -4602,6 +5426,9 @@
       <w:r>
         <w:rPr>
           <w:rStyle w:val="HTML"/>
+          <w:rFonts w:ascii="Times New Roman" w:hAnsi="Times New Roman" w:cs="Times New Roman"/>
+          <w:sz w:val="28"/>
+          <w:szCs w:val="28"/>
           <w:lang w:val="ru-RU"/>
         </w:rPr>
         <w:t>-</w:t>
@@ -4609,36 +5436,56 @@
       <w:r>
         <w:rPr>
           <w:rStyle w:val="HTML"/>
+          <w:rFonts w:ascii="Times New Roman" w:hAnsi="Times New Roman" w:cs="Times New Roman"/>
+          <w:sz w:val="28"/>
+          <w:szCs w:val="28"/>
         </w:rPr>
         <w:t>d</w:t>
       </w:r>
       <w:r>
         <w:rPr>
           <w:rStyle w:val="HTML"/>
+          <w:rFonts w:ascii="Times New Roman" w:hAnsi="Times New Roman" w:cs="Times New Roman"/>
+          <w:sz w:val="28"/>
+          <w:szCs w:val="28"/>
           <w:lang w:val="ru-RU"/>
         </w:rPr>
         <w:t xml:space="preserve"> 0</w:t>
       </w:r>
       <w:r>
         <w:rPr>
+          <w:sz w:val="28"/>
+          <w:szCs w:val="28"/>
           <w:lang w:val="ru-RU"/>
         </w:rPr>
         <w:t xml:space="preserve"> (</w:t>
       </w:r>
       <w:r>
+        <w:rPr>
+          <w:sz w:val="28"/>
+          <w:szCs w:val="28"/>
+        </w:rPr>
         <w:t>last</w:t>
       </w:r>
       <w:r>
         <w:rPr>
+          <w:sz w:val="28"/>
+          <w:szCs w:val="28"/>
           <w:lang w:val="ru-RU"/>
         </w:rPr>
         <w:t xml:space="preserve"> </w:t>
       </w:r>
       <w:r>
+        <w:rPr>
+          <w:sz w:val="28"/>
+          <w:szCs w:val="28"/>
+        </w:rPr>
         <w:t>day</w:t>
       </w:r>
       <w:r>
         <w:rPr>
+          <w:sz w:val="28"/>
+          <w:szCs w:val="28"/>
           <w:lang w:val="ru-RU"/>
         </w:rPr>
         <w:t>) устанавливает дату последней смены пароля в 1 января 1970 года, что делает текущий пароль мгновенно просроченным.</w:t>
@@ -4652,6 +5499,8 @@
           <w:numId w:val="6"/>
         </w:numPr>
         <w:rPr>
+          <w:sz w:val="28"/>
+          <w:szCs w:val="28"/>
           <w:lang w:val="ru-RU"/>
         </w:rPr>
       </w:pPr>
@@ -4659,6 +5508,8 @@
         <w:rPr>
           <w:b/>
           <w:bCs/>
+          <w:sz w:val="28"/>
+          <w:szCs w:val="28"/>
           <w:lang w:val="ru-RU"/>
         </w:rPr>
         <w:t xml:space="preserve">Что делает команда </w:t>
@@ -4667,8 +5518,11 @@
       <w:r>
         <w:rPr>
           <w:rStyle w:val="HTML"/>
+          <w:rFonts w:ascii="Times New Roman" w:hAnsi="Times New Roman" w:cs="Times New Roman"/>
           <w:b/>
           <w:bCs/>
+          <w:sz w:val="28"/>
+          <w:szCs w:val="28"/>
         </w:rPr>
         <w:t>faillog</w:t>
       </w:r>
@@ -4676,8 +5530,11 @@
       <w:r>
         <w:rPr>
           <w:rStyle w:val="HTML"/>
+          <w:rFonts w:ascii="Times New Roman" w:hAnsi="Times New Roman" w:cs="Times New Roman"/>
           <w:b/>
           <w:bCs/>
+          <w:sz w:val="28"/>
+          <w:szCs w:val="28"/>
           <w:lang w:val="ru-RU"/>
         </w:rPr>
         <w:t xml:space="preserve"> -</w:t>
@@ -4685,16 +5542,22 @@
       <w:r>
         <w:rPr>
           <w:rStyle w:val="HTML"/>
+          <w:rFonts w:ascii="Times New Roman" w:hAnsi="Times New Roman" w:cs="Times New Roman"/>
           <w:b/>
           <w:bCs/>
+          <w:sz w:val="28"/>
+          <w:szCs w:val="28"/>
         </w:rPr>
         <w:t>u</w:t>
       </w:r>
       <w:r>
         <w:rPr>
           <w:rStyle w:val="HTML"/>
+          <w:rFonts w:ascii="Times New Roman" w:hAnsi="Times New Roman" w:cs="Times New Roman"/>
           <w:b/>
           <w:bCs/>
+          <w:sz w:val="28"/>
+          <w:szCs w:val="28"/>
           <w:lang w:val="ru-RU"/>
         </w:rPr>
         <w:t xml:space="preserve"> </w:t>
@@ -4703,8 +5566,11 @@
       <w:r>
         <w:rPr>
           <w:rStyle w:val="HTML"/>
+          <w:rFonts w:ascii="Times New Roman" w:hAnsi="Times New Roman" w:cs="Times New Roman"/>
           <w:b/>
           <w:bCs/>
+          <w:sz w:val="28"/>
+          <w:szCs w:val="28"/>
         </w:rPr>
         <w:t>iivanov</w:t>
       </w:r>
@@ -4712,8 +5578,11 @@
       <w:r>
         <w:rPr>
           <w:rStyle w:val="HTML"/>
+          <w:rFonts w:ascii="Times New Roman" w:hAnsi="Times New Roman" w:cs="Times New Roman"/>
           <w:b/>
           <w:bCs/>
+          <w:sz w:val="28"/>
+          <w:szCs w:val="28"/>
           <w:lang w:val="ru-RU"/>
         </w:rPr>
         <w:t xml:space="preserve"> -</w:t>
@@ -4721,8 +5590,11 @@
       <w:r>
         <w:rPr>
           <w:rStyle w:val="HTML"/>
+          <w:rFonts w:ascii="Times New Roman" w:hAnsi="Times New Roman" w:cs="Times New Roman"/>
           <w:b/>
           <w:bCs/>
+          <w:sz w:val="28"/>
+          <w:szCs w:val="28"/>
         </w:rPr>
         <w:t>r</w:t>
       </w:r>
@@ -4730,6 +5602,8 @@
         <w:rPr>
           <w:b/>
           <w:bCs/>
+          <w:sz w:val="28"/>
+          <w:szCs w:val="28"/>
           <w:lang w:val="ru-RU"/>
         </w:rPr>
         <w:t>?</w:t>
@@ -4740,11 +5614,15 @@
         <w:pStyle w:val="a4"/>
         <w:ind w:left="360"/>
         <w:rPr>
-          <w:lang w:val="ru-RU"/>
-        </w:rPr>
-      </w:pPr>
-      <w:r>
-        <w:rPr>
+          <w:sz w:val="28"/>
+          <w:szCs w:val="28"/>
+          <w:lang w:val="ru-RU"/>
+        </w:rPr>
+      </w:pPr>
+      <w:r>
+        <w:rPr>
+          <w:sz w:val="28"/>
+          <w:szCs w:val="28"/>
           <w:lang w:val="ru-RU"/>
         </w:rPr>
         <w:t xml:space="preserve">Она </w:t>
@@ -4753,12 +5631,16 @@
         <w:rPr>
           <w:b/>
           <w:bCs/>
+          <w:sz w:val="28"/>
+          <w:szCs w:val="28"/>
           <w:lang w:val="ru-RU"/>
         </w:rPr>
         <w:t>сбрасывает (обнуляет)</w:t>
       </w:r>
       <w:r>
         <w:rPr>
+          <w:sz w:val="28"/>
+          <w:szCs w:val="28"/>
           <w:lang w:val="ru-RU"/>
         </w:rPr>
         <w:t xml:space="preserve"> счетчик неудачных попыток входа для пользователя </w:t>
@@ -4767,12 +5649,17 @@
       <w:r>
         <w:rPr>
           <w:rStyle w:val="HTML"/>
+          <w:rFonts w:ascii="Times New Roman" w:hAnsi="Times New Roman" w:cs="Times New Roman"/>
+          <w:sz w:val="28"/>
+          <w:szCs w:val="28"/>
         </w:rPr>
         <w:t>iivanov</w:t>
       </w:r>
       <w:proofErr w:type="spellEnd"/>
       <w:r>
         <w:rPr>
+          <w:sz w:val="28"/>
+          <w:szCs w:val="28"/>
           <w:lang w:val="ru-RU"/>
         </w:rPr>
         <w:t>. Это часто требуется, если учетная запись была заблокирована из-за многократного ввода неверного пароля.</w:t>
@@ -4781,12 +5668,13 @@
     <w:p>
       <w:pPr>
         <w:rPr>
-          <w:b/>
-          <w:lang w:val="ru-RU"/>
-        </w:rPr>
-      </w:pPr>
-      <w:bookmarkStart w:id="0" w:name="_GoBack"/>
-      <w:bookmarkEnd w:id="0"/>
+          <w:rFonts w:ascii="Times New Roman" w:hAnsi="Times New Roman" w:cs="Times New Roman"/>
+          <w:b/>
+          <w:sz w:val="28"/>
+          <w:szCs w:val="28"/>
+          <w:lang w:val="en-US"/>
+        </w:rPr>
+      </w:pPr>
     </w:p>
     <w:sectPr>
       <w:pgSz w:w="11906" w:h="16838"/>
